--- a/SG4_Innovation/SG4_Artefacts/SG4_SupplReqs.docx
+++ b/SG4_Innovation/SG4_Artefacts/SG4_SupplReqs.docx
@@ -1718,6 +1718,197 @@
           </w:p>
         </w:tc>
       </w:tr>
+      <w:tr>
+        <w:trPr>
+          <w:cantSplit w:val="0"/>
+          <w:tblHeader w:val="0"/>
+        </w:trPr>
+        <w:tc>
+          <w:tcPr>
+            <w:vAlign w:val="top"/>
+          </w:tcPr>
+          <w:p>
+            <w:pPr>
+              <w:keepNext w:val="0"/>
+              <w:keepLines w:val="1"/>
+              <w:pageBreakBefore w:val="0"/>
+              <w:widowControl w:val="0"/>
+              <w:pBdr>
+                <w:top w:space="0" w:sz="0" w:val="nil"/>
+                <w:left w:space="0" w:sz="0" w:val="nil"/>
+                <w:bottom w:space="0" w:sz="0" w:val="nil"/>
+                <w:right w:space="0" w:sz="0" w:val="nil"/>
+                <w:between w:space="0" w:sz="0" w:val="nil"/>
+              </w:pBdr>
+              <w:shd w:fill="auto" w:val="clear"/>
+              <w:spacing w:after="120" w:before="0" w:line="240" w:lineRule="auto"/>
+              <w:ind w:left="0" w:right="0" w:firstLine="0"/>
+              <w:jc w:val="left"/>
+              <w:rPr>
+                <w:rFonts w:ascii="Arial" w:cs="Arial" w:eastAsia="Arial" w:hAnsi="Arial"/>
+                <w:sz w:val="20"/>
+                <w:szCs w:val="20"/>
+              </w:rPr>
+            </w:pPr>
+            <w:r>
+              <w:rPr>
+                <w:rFonts w:ascii="Arial" w:cs="Arial" w:eastAsia="Arial" w:hAnsi="Arial"/>
+                <w:sz w:val="20"/>
+                <w:szCs w:val="20"/>
+                <w:rtl w:val="0"/>
+              </w:rPr>
+              <w:t xml:space="preserve">2026-04-22</w:t>
+            </w:r>
+          </w:p>
+        </w:tc>
+        <w:tc>
+          <w:tcPr>
+            <w:vAlign w:val="top"/>
+          </w:tcPr>
+          <w:p>
+            <w:pPr>
+              <w:keepNext w:val="0"/>
+              <w:keepLines w:val="1"/>
+              <w:pageBreakBefore w:val="0"/>
+              <w:widowControl w:val="0"/>
+              <w:pBdr>
+                <w:top w:space="0" w:sz="0" w:val="nil"/>
+                <w:left w:space="0" w:sz="0" w:val="nil"/>
+                <w:bottom w:space="0" w:sz="0" w:val="nil"/>
+                <w:right w:space="0" w:sz="0" w:val="nil"/>
+                <w:between w:space="0" w:sz="0" w:val="nil"/>
+              </w:pBdr>
+              <w:shd w:fill="auto" w:val="clear"/>
+              <w:spacing w:after="120" w:before="0" w:line="240" w:lineRule="auto"/>
+              <w:ind w:left="0" w:right="0" w:firstLine="0"/>
+              <w:jc w:val="left"/>
+              <w:rPr>
+                <w:rFonts w:ascii="Arial" w:cs="Arial" w:eastAsia="Arial" w:hAnsi="Arial"/>
+                <w:sz w:val="20"/>
+                <w:szCs w:val="20"/>
+              </w:rPr>
+            </w:pPr>
+            <w:r>
+              <w:rPr>
+                <w:rFonts w:ascii="Arial" w:cs="Arial" w:eastAsia="Arial" w:hAnsi="Arial"/>
+                <w:sz w:val="20"/>
+                <w:szCs w:val="20"/>
+                <w:rtl w:val="0"/>
+              </w:rPr>
+              <w:t xml:space="preserve">1.3</w:t>
+            </w:r>
+          </w:p>
+        </w:tc>
+        <w:tc>
+          <w:tcPr>
+            <w:vAlign w:val="top"/>
+          </w:tcPr>
+          <w:p>
+            <w:pPr>
+              <w:keepNext w:val="0"/>
+              <w:keepLines w:val="1"/>
+              <w:pageBreakBefore w:val="0"/>
+              <w:widowControl w:val="0"/>
+              <w:pBdr>
+                <w:top w:space="0" w:sz="0" w:val="nil"/>
+                <w:left w:space="0" w:sz="0" w:val="nil"/>
+                <w:bottom w:space="0" w:sz="0" w:val="nil"/>
+                <w:right w:space="0" w:sz="0" w:val="nil"/>
+                <w:between w:space="0" w:sz="0" w:val="nil"/>
+              </w:pBdr>
+              <w:shd w:fill="auto" w:val="clear"/>
+              <w:spacing w:after="120" w:before="0" w:line="240" w:lineRule="auto"/>
+              <w:ind w:left="0" w:right="0" w:firstLine="0"/>
+              <w:jc w:val="left"/>
+              <w:rPr>
+                <w:rFonts w:ascii="Arial" w:cs="Arial" w:eastAsia="Arial" w:hAnsi="Arial"/>
+                <w:sz w:val="20"/>
+                <w:szCs w:val="20"/>
+              </w:rPr>
+            </w:pPr>
+            <w:r>
+              <w:rPr>
+                <w:rFonts w:ascii="Arial" w:cs="Arial" w:eastAsia="Arial" w:hAnsi="Arial"/>
+                <w:sz w:val="20"/>
+                <w:szCs w:val="20"/>
+                <w:rtl w:val="0"/>
+              </w:rPr>
+              <w:t xml:space="preserve">Update the supplementary requirements with certain values</w:t>
+            </w:r>
+          </w:p>
+        </w:tc>
+        <w:tc>
+          <w:tcPr>
+            <w:vAlign w:val="top"/>
+          </w:tcPr>
+          <w:p>
+            <w:pPr>
+              <w:keepNext w:val="0"/>
+              <w:keepLines w:val="1"/>
+              <w:pageBreakBefore w:val="0"/>
+              <w:widowControl w:val="0"/>
+              <w:pBdr>
+                <w:top w:space="0" w:sz="0" w:val="nil"/>
+                <w:left w:space="0" w:sz="0" w:val="nil"/>
+                <w:bottom w:space="0" w:sz="0" w:val="nil"/>
+                <w:right w:space="0" w:sz="0" w:val="nil"/>
+                <w:between w:space="0" w:sz="0" w:val="nil"/>
+              </w:pBdr>
+              <w:shd w:fill="auto" w:val="clear"/>
+              <w:spacing w:after="120" w:before="0" w:line="240" w:lineRule="auto"/>
+              <w:ind w:left="0" w:right="0" w:firstLine="0"/>
+              <w:jc w:val="left"/>
+              <w:rPr>
+                <w:rFonts w:ascii="Arial" w:cs="Arial" w:eastAsia="Arial" w:hAnsi="Arial"/>
+                <w:sz w:val="20"/>
+                <w:szCs w:val="20"/>
+              </w:rPr>
+            </w:pPr>
+            <w:r>
+              <w:rPr>
+                <w:rFonts w:ascii="Arial" w:cs="Arial" w:eastAsia="Arial" w:hAnsi="Arial"/>
+                <w:sz w:val="20"/>
+                <w:szCs w:val="20"/>
+                <w:rtl w:val="0"/>
+              </w:rPr>
+              <w:t xml:space="preserve">Anitta Antony</w:t>
+            </w:r>
+          </w:p>
+          <w:p>
+            <w:pPr>
+              <w:keepNext w:val="0"/>
+              <w:keepLines w:val="1"/>
+              <w:pageBreakBefore w:val="0"/>
+              <w:widowControl w:val="0"/>
+              <w:pBdr>
+                <w:top w:space="0" w:sz="0" w:val="nil"/>
+                <w:left w:space="0" w:sz="0" w:val="nil"/>
+                <w:bottom w:space="0" w:sz="0" w:val="nil"/>
+                <w:right w:space="0" w:sz="0" w:val="nil"/>
+                <w:between w:space="0" w:sz="0" w:val="nil"/>
+              </w:pBdr>
+              <w:shd w:fill="auto" w:val="clear"/>
+              <w:spacing w:after="120" w:before="0" w:line="240" w:lineRule="auto"/>
+              <w:ind w:left="0" w:right="0" w:firstLine="0"/>
+              <w:jc w:val="left"/>
+              <w:rPr>
+                <w:rFonts w:ascii="Arial" w:cs="Arial" w:eastAsia="Arial" w:hAnsi="Arial"/>
+                <w:sz w:val="20"/>
+                <w:szCs w:val="20"/>
+              </w:rPr>
+            </w:pPr>
+            <w:r>
+              <w:rPr>
+                <w:rFonts w:ascii="Arial" w:cs="Arial" w:eastAsia="Arial" w:hAnsi="Arial"/>
+                <w:sz w:val="20"/>
+                <w:szCs w:val="20"/>
+                <w:rtl w:val="0"/>
+              </w:rPr>
+              <w:t xml:space="preserve">Md Abu Taher</w:t>
+            </w:r>
+          </w:p>
+        </w:tc>
+      </w:tr>
     </w:tbl>
     <w:p>
       <w:pPr>
@@ -1768,12 +1959,14 @@
         <w:tblLook w:val="0000"/>
       </w:tblPr>
       <w:tblGrid>
-        <w:gridCol w:w="5541"/>
-        <w:gridCol w:w="4078"/>
+        <w:gridCol w:w="3891.2812294663063"/>
+        <w:gridCol w:w="2863.859385266847"/>
+        <w:gridCol w:w="2863.859385266847"/>
         <w:tblGridChange w:id="0">
           <w:tblGrid>
-            <w:gridCol w:w="5541"/>
-            <w:gridCol w:w="4078"/>
+            <w:gridCol w:w="3891.2812294663063"/>
+            <w:gridCol w:w="2863.859385266847"/>
+            <w:gridCol w:w="2863.859385266847"/>
           </w:tblGrid>
         </w:tblGridChange>
       </w:tblGrid>
@@ -1915,53 +2108,10 @@
             </w:r>
           </w:p>
         </w:tc>
-      </w:tr>
-      <w:tr>
-        <w:trPr>
-          <w:cantSplit w:val="0"/>
-          <w:trHeight w:val="565" w:hRule="atLeast"/>
-          <w:tblHeader w:val="0"/>
-        </w:trPr>
-        <w:tc>
-          <w:tcPr>
-            <w:vAlign w:val="top"/>
-          </w:tcPr>
-          <w:p>
-            <w:pPr>
-              <w:tabs>
-                <w:tab w:val="right" w:leader="none" w:pos="3617"/>
-              </w:tabs>
-              <w:spacing w:after="120" w:before="120" w:lineRule="auto"/>
-              <w:rPr>
-                <w:rFonts w:ascii="Arial" w:cs="Arial" w:eastAsia="Arial" w:hAnsi="Arial"/>
-                <w:vertAlign w:val="baseline"/>
-              </w:rPr>
-            </w:pPr>
-            <w:r>
-              <w:rPr>
-                <w:rFonts w:ascii="Arial" w:cs="Arial" w:eastAsia="Arial" w:hAnsi="Arial"/>
-                <w:vertAlign w:val="baseline"/>
-                <w:rtl w:val="0"/>
-              </w:rPr>
-              <w:t xml:space="preserve">S1. Usability – </w:t>
-            </w:r>
-            <w:r>
-              <w:rPr>
-                <w:rFonts w:ascii="Arial" w:cs="Arial" w:eastAsia="Arial" w:hAnsi="Arial"/>
-                <w:rtl w:val="0"/>
-              </w:rPr>
-              <w:t xml:space="preserve">Intuitive AI interaction </w:t>
-            </w:r>
-            <w:r>
-              <w:rPr>
-                <w:rtl w:val="0"/>
-              </w:rPr>
-            </w:r>
-          </w:p>
-        </w:tc>
-        <w:tc>
-          <w:tcPr>
-            <w:vAlign w:val="top"/>
+        <w:tc>
+          <w:tcPr>
+            <w:shd w:fill="cccccc" w:val="clear"/>
+            <w:vAlign w:val="center"/>
           </w:tcPr>
           <w:p>
             <w:pPr>
@@ -1986,6 +2136,8 @@
               <w:jc w:val="center"/>
               <w:rPr>
                 <w:rFonts w:ascii="Arial" w:cs="Arial" w:eastAsia="Arial" w:hAnsi="Arial"/>
+                <w:b w:val="1"/>
+                <w:bCs w:val="1"/>
                 <w:i w:val="0"/>
                 <w:iCs w:val="0"/>
                 <w:smallCaps w:val="0"/>
@@ -2001,19 +2153,18 @@
             <w:r>
               <w:rPr>
                 <w:rFonts w:ascii="Arial" w:cs="Arial" w:eastAsia="Arial" w:hAnsi="Arial"/>
-                <w:i w:val="0"/>
-                <w:iCs w:val="0"/>
-                <w:smallCaps w:val="0"/>
-                <w:strike w:val="0"/>
-                <w:color w:val="000000"/>
-                <w:sz w:val="20"/>
-                <w:szCs w:val="20"/>
-                <w:u w:val="none"/>
-                <w:shd w:fill="auto" w:val="clear"/>
-                <w:vertAlign w:val="baseline"/>
-                <w:rtl w:val="0"/>
-              </w:rPr>
-              <w:t xml:space="preserve">Essential</w:t>
+                <w:b w:val="1"/>
+                <w:bCs w:val="1"/>
+                <w:sz w:val="20"/>
+                <w:szCs w:val="20"/>
+                <w:rtl w:val="0"/>
+              </w:rPr>
+              <w:t xml:space="preserve">Progress</w:t>
+            </w:r>
+            <w:r>
+              <w:rPr>
+                <w:rtl w:val="0"/>
+              </w:rPr>
             </w:r>
           </w:p>
         </w:tc>
@@ -2045,14 +2196,14 @@
                 <w:vertAlign w:val="baseline"/>
                 <w:rtl w:val="0"/>
               </w:rPr>
-              <w:t xml:space="preserve">S2. Reliability – </w:t>
-            </w:r>
-            <w:r>
-              <w:rPr>
-                <w:rFonts w:ascii="Arial" w:cs="Arial" w:eastAsia="Arial" w:hAnsi="Arial"/>
-                <w:rtl w:val="0"/>
-              </w:rPr>
-              <w:t xml:space="preserve">Safety-critical stability</w:t>
+              <w:t xml:space="preserve">S1. Usability – </w:t>
+            </w:r>
+            <w:r>
+              <w:rPr>
+                <w:rFonts w:ascii="Arial" w:cs="Arial" w:eastAsia="Arial" w:hAnsi="Arial"/>
+                <w:rtl w:val="0"/>
+              </w:rPr>
+              <w:t xml:space="preserve">Intuitive AI interaction </w:t>
             </w:r>
             <w:r>
               <w:rPr>
@@ -2119,50 +2270,6 @@
             </w:r>
           </w:p>
         </w:tc>
-      </w:tr>
-      <w:tr>
-        <w:trPr>
-          <w:cantSplit w:val="0"/>
-          <w:trHeight w:val="565" w:hRule="atLeast"/>
-          <w:tblHeader w:val="0"/>
-        </w:trPr>
-        <w:tc>
-          <w:tcPr>
-            <w:vAlign w:val="top"/>
-          </w:tcPr>
-          <w:p>
-            <w:pPr>
-              <w:tabs>
-                <w:tab w:val="right" w:leader="none" w:pos="3617"/>
-              </w:tabs>
-              <w:spacing w:after="120" w:before="120" w:lineRule="auto"/>
-              <w:rPr>
-                <w:rFonts w:ascii="Arial" w:cs="Arial" w:eastAsia="Arial" w:hAnsi="Arial"/>
-                <w:vertAlign w:val="baseline"/>
-              </w:rPr>
-            </w:pPr>
-            <w:r>
-              <w:rPr>
-                <w:rFonts w:ascii="Arial" w:cs="Arial" w:eastAsia="Arial" w:hAnsi="Arial"/>
-                <w:vertAlign w:val="baseline"/>
-                <w:rtl w:val="0"/>
-              </w:rPr>
-              <w:t xml:space="preserve">S3. Performance – </w:t>
-            </w:r>
-            <w:r>
-              <w:rPr>
-                <w:rFonts w:ascii="Arial" w:cs="Arial" w:eastAsia="Arial" w:hAnsi="Arial"/>
-                <w:rtl w:val="0"/>
-              </w:rPr>
-              <w:t xml:space="preserve">Real-time responsiveness</w:t>
-            </w:r>
-            <w:r>
-              <w:rPr>
-                <w:rtl w:val="0"/>
-              </w:rPr>
-            </w:r>
-          </w:p>
-        </w:tc>
         <w:tc>
           <w:tcPr>
             <w:vAlign w:val="top"/>
@@ -2205,19 +2312,16 @@
             <w:r>
               <w:rPr>
                 <w:rFonts w:ascii="Arial" w:cs="Arial" w:eastAsia="Arial" w:hAnsi="Arial"/>
-                <w:i w:val="0"/>
-                <w:iCs w:val="0"/>
-                <w:smallCaps w:val="0"/>
-                <w:strike w:val="0"/>
-                <w:color w:val="000000"/>
-                <w:sz w:val="20"/>
-                <w:szCs w:val="20"/>
-                <w:u w:val="none"/>
-                <w:shd w:fill="auto" w:val="clear"/>
-                <w:vertAlign w:val="baseline"/>
-                <w:rtl w:val="0"/>
-              </w:rPr>
-              <w:t xml:space="preserve">Essential</w:t>
+                <w:sz w:val="20"/>
+                <w:szCs w:val="20"/>
+                <w:rtl w:val="0"/>
+              </w:rPr>
+              <w:t xml:space="preserve">Done </w:t>
+            </w:r>
+            <w:r>
+              <w:rPr>
+                <w:rtl w:val="0"/>
+              </w:rPr>
             </w:r>
           </w:p>
         </w:tc>
@@ -2234,6 +2338,9 @@
           </w:tcPr>
           <w:p>
             <w:pPr>
+              <w:tabs>
+                <w:tab w:val="right" w:leader="none" w:pos="3617"/>
+              </w:tabs>
               <w:spacing w:after="120" w:before="120" w:lineRule="auto"/>
               <w:rPr>
                 <w:rFonts w:ascii="Arial" w:cs="Arial" w:eastAsia="Arial" w:hAnsi="Arial"/>
@@ -2246,14 +2353,14 @@
                 <w:vertAlign w:val="baseline"/>
                 <w:rtl w:val="0"/>
               </w:rPr>
-              <w:t xml:space="preserve">S4. </w:t>
-            </w:r>
-            <w:r>
-              <w:rPr>
-                <w:rFonts w:ascii="Arial" w:cs="Arial" w:eastAsia="Arial" w:hAnsi="Arial"/>
-                <w:rtl w:val="0"/>
-              </w:rPr>
-              <w:t xml:space="preserve">Security - Protection of smart devices</w:t>
+              <w:t xml:space="preserve">S2. Reliability – </w:t>
+            </w:r>
+            <w:r>
+              <w:rPr>
+                <w:rFonts w:ascii="Arial" w:cs="Arial" w:eastAsia="Arial" w:hAnsi="Arial"/>
+                <w:rtl w:val="0"/>
+              </w:rPr>
+              <w:t xml:space="preserve">Safety-critical stability</w:t>
             </w:r>
             <w:r>
               <w:rPr>
@@ -2304,57 +2411,19 @@
             <w:r>
               <w:rPr>
                 <w:rFonts w:ascii="Arial" w:cs="Arial" w:eastAsia="Arial" w:hAnsi="Arial"/>
-                <w:sz w:val="20"/>
-                <w:szCs w:val="20"/>
+                <w:i w:val="0"/>
+                <w:iCs w:val="0"/>
+                <w:smallCaps w:val="0"/>
+                <w:strike w:val="0"/>
+                <w:color w:val="000000"/>
+                <w:sz w:val="20"/>
+                <w:szCs w:val="20"/>
+                <w:u w:val="none"/>
+                <w:shd w:fill="auto" w:val="clear"/>
+                <w:vertAlign w:val="baseline"/>
                 <w:rtl w:val="0"/>
               </w:rPr>
               <w:t xml:space="preserve">Essential</w:t>
-            </w:r>
-            <w:r>
-              <w:rPr>
-                <w:rtl w:val="0"/>
-              </w:rPr>
-            </w:r>
-          </w:p>
-        </w:tc>
-      </w:tr>
-      <w:tr>
-        <w:trPr>
-          <w:cantSplit w:val="0"/>
-          <w:trHeight w:val="565" w:hRule="atLeast"/>
-          <w:tblHeader w:val="0"/>
-        </w:trPr>
-        <w:tc>
-          <w:tcPr>
-            <w:vAlign w:val="top"/>
-          </w:tcPr>
-          <w:p>
-            <w:pPr>
-              <w:spacing w:after="120" w:before="120" w:lineRule="auto"/>
-              <w:rPr>
-                <w:rFonts w:ascii="Arial" w:cs="Arial" w:eastAsia="Arial" w:hAnsi="Arial"/>
-                <w:vertAlign w:val="baseline"/>
-              </w:rPr>
-            </w:pPr>
-            <w:r>
-              <w:rPr>
-                <w:rFonts w:ascii="Arial" w:cs="Arial" w:eastAsia="Arial" w:hAnsi="Arial"/>
-                <w:vertAlign w:val="baseline"/>
-                <w:rtl w:val="0"/>
-              </w:rPr>
-              <w:t xml:space="preserve">S5. </w:t>
-            </w:r>
-            <w:r>
-              <w:rPr>
-                <w:rFonts w:ascii="Arial" w:cs="Arial" w:eastAsia="Arial" w:hAnsi="Arial"/>
-                <w:rtl w:val="0"/>
-              </w:rPr>
-              <w:t xml:space="preserve">Maintainability and scalability</w:t>
-            </w:r>
-            <w:r>
-              <w:rPr>
-                <w:rtl w:val="0"/>
-              </w:rPr>
             </w:r>
           </w:p>
         </w:tc>
@@ -2400,19 +2469,16 @@
             <w:r>
               <w:rPr>
                 <w:rFonts w:ascii="Arial" w:cs="Arial" w:eastAsia="Arial" w:hAnsi="Arial"/>
-                <w:i w:val="0"/>
-                <w:iCs w:val="0"/>
-                <w:smallCaps w:val="0"/>
-                <w:strike w:val="0"/>
-                <w:color w:val="000000"/>
-                <w:sz w:val="20"/>
-                <w:szCs w:val="20"/>
-                <w:u w:val="none"/>
-                <w:shd w:fill="auto" w:val="clear"/>
-                <w:vertAlign w:val="baseline"/>
-                <w:rtl w:val="0"/>
-              </w:rPr>
-              <w:t xml:space="preserve">Desirable</w:t>
+                <w:sz w:val="20"/>
+                <w:szCs w:val="20"/>
+                <w:rtl w:val="0"/>
+              </w:rPr>
+              <w:t xml:space="preserve">Done</w:t>
+            </w:r>
+            <w:r>
+              <w:rPr>
+                <w:rtl w:val="0"/>
+              </w:rPr>
             </w:r>
           </w:p>
         </w:tc>
@@ -2429,6 +2495,9 @@
           </w:tcPr>
           <w:p>
             <w:pPr>
+              <w:tabs>
+                <w:tab w:val="right" w:leader="none" w:pos="3617"/>
+              </w:tabs>
               <w:spacing w:after="120" w:before="120" w:lineRule="auto"/>
               <w:rPr>
                 <w:rFonts w:ascii="Arial" w:cs="Arial" w:eastAsia="Arial" w:hAnsi="Arial"/>
@@ -2441,14 +2510,14 @@
                 <w:vertAlign w:val="baseline"/>
                 <w:rtl w:val="0"/>
               </w:rPr>
-              <w:t xml:space="preserve">S6. Design documentatio</w:t>
-            </w:r>
-            <w:r>
-              <w:rPr>
-                <w:rFonts w:ascii="Arial" w:cs="Arial" w:eastAsia="Arial" w:hAnsi="Arial"/>
-                <w:rtl w:val="0"/>
-              </w:rPr>
-              <w:t xml:space="preserve">n quality</w:t>
+              <w:t xml:space="preserve">S3. Performance – </w:t>
+            </w:r>
+            <w:r>
+              <w:rPr>
+                <w:rFonts w:ascii="Arial" w:cs="Arial" w:eastAsia="Arial" w:hAnsi="Arial"/>
+                <w:rtl w:val="0"/>
+              </w:rPr>
+              <w:t xml:space="preserve">Real-time responsiveness</w:t>
             </w:r>
             <w:r>
               <w:rPr>
@@ -2515,35 +2584,6 @@
             </w:r>
           </w:p>
         </w:tc>
-      </w:tr>
-      <w:tr>
-        <w:trPr>
-          <w:cantSplit w:val="0"/>
-          <w:trHeight w:val="565" w:hRule="atLeast"/>
-          <w:tblHeader w:val="0"/>
-        </w:trPr>
-        <w:tc>
-          <w:tcPr>
-            <w:vAlign w:val="top"/>
-          </w:tcPr>
-          <w:p>
-            <w:pPr>
-              <w:spacing w:after="120" w:before="120" w:lineRule="auto"/>
-              <w:rPr>
-                <w:rFonts w:ascii="Arial" w:cs="Arial" w:eastAsia="Arial" w:hAnsi="Arial"/>
-                <w:vertAlign w:val="baseline"/>
-              </w:rPr>
-            </w:pPr>
-            <w:r>
-              <w:rPr>
-                <w:rFonts w:ascii="Arial" w:cs="Arial" w:eastAsia="Arial" w:hAnsi="Arial"/>
-                <w:vertAlign w:val="baseline"/>
-                <w:rtl w:val="0"/>
-              </w:rPr>
-              <w:t xml:space="preserve">S7. Technology flexibility</w:t>
-            </w:r>
-          </w:p>
-        </w:tc>
         <w:tc>
           <w:tcPr>
             <w:vAlign w:val="top"/>
@@ -2586,19 +2626,16 @@
             <w:r>
               <w:rPr>
                 <w:rFonts w:ascii="Arial" w:cs="Arial" w:eastAsia="Arial" w:hAnsi="Arial"/>
-                <w:i w:val="0"/>
-                <w:iCs w:val="0"/>
-                <w:smallCaps w:val="0"/>
-                <w:strike w:val="0"/>
-                <w:color w:val="000000"/>
-                <w:sz w:val="20"/>
-                <w:szCs w:val="20"/>
-                <w:u w:val="none"/>
-                <w:shd w:fill="auto" w:val="clear"/>
-                <w:vertAlign w:val="baseline"/>
-                <w:rtl w:val="0"/>
-              </w:rPr>
-              <w:t xml:space="preserve">Optional</w:t>
+                <w:sz w:val="20"/>
+                <w:szCs w:val="20"/>
+                <w:rtl w:val="0"/>
+              </w:rPr>
+              <w:t xml:space="preserve">Done</w:t>
+            </w:r>
+            <w:r>
+              <w:rPr>
+                <w:rtl w:val="0"/>
+              </w:rPr>
             </w:r>
           </w:p>
         </w:tc>
@@ -2624,9 +2661,17 @@
             <w:r>
               <w:rPr>
                 <w:rFonts w:ascii="Arial" w:cs="Arial" w:eastAsia="Arial" w:hAnsi="Arial"/>
-                <w:rtl w:val="0"/>
-              </w:rPr>
-              <w:t xml:space="preserve">S8. Testability - Verifiable web interaction and synchronization</w:t>
+                <w:vertAlign w:val="baseline"/>
+                <w:rtl w:val="0"/>
+              </w:rPr>
+              <w:t xml:space="preserve">S4. </w:t>
+            </w:r>
+            <w:r>
+              <w:rPr>
+                <w:rFonts w:ascii="Arial" w:cs="Arial" w:eastAsia="Arial" w:hAnsi="Arial"/>
+                <w:rtl w:val="0"/>
+              </w:rPr>
+              <w:t xml:space="preserve">Security - Protection of smart devices</w:t>
             </w:r>
             <w:r>
               <w:rPr>
@@ -2690,6 +2735,611 @@
             </w:r>
           </w:p>
         </w:tc>
+        <w:tc>
+          <w:tcPr>
+            <w:vAlign w:val="top"/>
+          </w:tcPr>
+          <w:p>
+            <w:pPr>
+              <w:keepNext w:val="0"/>
+              <w:keepLines w:val="0"/>
+              <w:pageBreakBefore w:val="0"/>
+              <w:widowControl w:val="0"/>
+              <w:pBdr>
+                <w:top w:space="0" w:sz="0" w:val="nil"/>
+                <w:left w:space="0" w:sz="0" w:val="nil"/>
+                <w:bottom w:space="0" w:sz="0" w:val="nil"/>
+                <w:right w:space="0" w:sz="0" w:val="nil"/>
+                <w:between w:space="0" w:sz="0" w:val="nil"/>
+              </w:pBdr>
+              <w:shd w:fill="auto" w:val="clear"/>
+              <w:tabs>
+                <w:tab w:val="center" w:leader="none" w:pos="4320"/>
+                <w:tab w:val="right" w:leader="none" w:pos="8640"/>
+              </w:tabs>
+              <w:spacing w:after="120" w:before="120" w:line="240" w:lineRule="auto"/>
+              <w:ind w:left="0" w:right="0" w:firstLine="0"/>
+              <w:jc w:val="center"/>
+              <w:rPr>
+                <w:rFonts w:ascii="Arial" w:cs="Arial" w:eastAsia="Arial" w:hAnsi="Arial"/>
+                <w:sz w:val="20"/>
+                <w:szCs w:val="20"/>
+              </w:rPr>
+            </w:pPr>
+            <w:r>
+              <w:rPr>
+                <w:rtl w:val="0"/>
+              </w:rPr>
+            </w:r>
+          </w:p>
+        </w:tc>
+      </w:tr>
+      <w:tr>
+        <w:trPr>
+          <w:cantSplit w:val="0"/>
+          <w:trHeight w:val="565" w:hRule="atLeast"/>
+          <w:tblHeader w:val="0"/>
+        </w:trPr>
+        <w:tc>
+          <w:tcPr>
+            <w:vAlign w:val="top"/>
+          </w:tcPr>
+          <w:p>
+            <w:pPr>
+              <w:spacing w:after="120" w:before="120" w:lineRule="auto"/>
+              <w:rPr>
+                <w:rFonts w:ascii="Arial" w:cs="Arial" w:eastAsia="Arial" w:hAnsi="Arial"/>
+                <w:vertAlign w:val="baseline"/>
+              </w:rPr>
+            </w:pPr>
+            <w:r>
+              <w:rPr>
+                <w:rFonts w:ascii="Arial" w:cs="Arial" w:eastAsia="Arial" w:hAnsi="Arial"/>
+                <w:vertAlign w:val="baseline"/>
+                <w:rtl w:val="0"/>
+              </w:rPr>
+              <w:t xml:space="preserve">S5. </w:t>
+            </w:r>
+            <w:r>
+              <w:rPr>
+                <w:rFonts w:ascii="Arial" w:cs="Arial" w:eastAsia="Arial" w:hAnsi="Arial"/>
+                <w:rtl w:val="0"/>
+              </w:rPr>
+              <w:t xml:space="preserve">Maintainability and scalability</w:t>
+            </w:r>
+            <w:r>
+              <w:rPr>
+                <w:rtl w:val="0"/>
+              </w:rPr>
+            </w:r>
+          </w:p>
+        </w:tc>
+        <w:tc>
+          <w:tcPr>
+            <w:vAlign w:val="top"/>
+          </w:tcPr>
+          <w:p>
+            <w:pPr>
+              <w:keepNext w:val="0"/>
+              <w:keepLines w:val="0"/>
+              <w:pageBreakBefore w:val="0"/>
+              <w:widowControl w:val="0"/>
+              <w:pBdr>
+                <w:top w:space="0" w:sz="0" w:val="nil"/>
+                <w:left w:space="0" w:sz="0" w:val="nil"/>
+                <w:bottom w:space="0" w:sz="0" w:val="nil"/>
+                <w:right w:space="0" w:sz="0" w:val="nil"/>
+                <w:between w:space="0" w:sz="0" w:val="nil"/>
+              </w:pBdr>
+              <w:shd w:fill="auto" w:val="clear"/>
+              <w:tabs>
+                <w:tab w:val="center" w:leader="none" w:pos="4320"/>
+                <w:tab w:val="right" w:leader="none" w:pos="8640"/>
+              </w:tabs>
+              <w:spacing w:after="120" w:before="120" w:line="240" w:lineRule="auto"/>
+              <w:ind w:left="0" w:right="0" w:firstLine="0"/>
+              <w:jc w:val="center"/>
+              <w:rPr>
+                <w:rFonts w:ascii="Arial" w:cs="Arial" w:eastAsia="Arial" w:hAnsi="Arial"/>
+                <w:i w:val="0"/>
+                <w:iCs w:val="0"/>
+                <w:smallCaps w:val="0"/>
+                <w:strike w:val="0"/>
+                <w:color w:val="000000"/>
+                <w:sz w:val="20"/>
+                <w:szCs w:val="20"/>
+                <w:u w:val="none"/>
+                <w:shd w:fill="auto" w:val="clear"/>
+                <w:vertAlign w:val="baseline"/>
+              </w:rPr>
+            </w:pPr>
+            <w:r>
+              <w:rPr>
+                <w:rFonts w:ascii="Arial" w:cs="Arial" w:eastAsia="Arial" w:hAnsi="Arial"/>
+                <w:i w:val="0"/>
+                <w:iCs w:val="0"/>
+                <w:smallCaps w:val="0"/>
+                <w:strike w:val="0"/>
+                <w:color w:val="000000"/>
+                <w:sz w:val="20"/>
+                <w:szCs w:val="20"/>
+                <w:u w:val="none"/>
+                <w:shd w:fill="auto" w:val="clear"/>
+                <w:vertAlign w:val="baseline"/>
+                <w:rtl w:val="0"/>
+              </w:rPr>
+              <w:t xml:space="preserve">Desirable</w:t>
+            </w:r>
+          </w:p>
+        </w:tc>
+        <w:tc>
+          <w:tcPr>
+            <w:vAlign w:val="top"/>
+          </w:tcPr>
+          <w:p>
+            <w:pPr>
+              <w:keepNext w:val="0"/>
+              <w:keepLines w:val="0"/>
+              <w:pageBreakBefore w:val="0"/>
+              <w:widowControl w:val="0"/>
+              <w:pBdr>
+                <w:top w:space="0" w:sz="0" w:val="nil"/>
+                <w:left w:space="0" w:sz="0" w:val="nil"/>
+                <w:bottom w:space="0" w:sz="0" w:val="nil"/>
+                <w:right w:space="0" w:sz="0" w:val="nil"/>
+                <w:between w:space="0" w:sz="0" w:val="nil"/>
+              </w:pBdr>
+              <w:shd w:fill="auto" w:val="clear"/>
+              <w:tabs>
+                <w:tab w:val="center" w:leader="none" w:pos="4320"/>
+                <w:tab w:val="right" w:leader="none" w:pos="8640"/>
+              </w:tabs>
+              <w:spacing w:after="120" w:before="120" w:line="240" w:lineRule="auto"/>
+              <w:ind w:left="0" w:right="0" w:firstLine="0"/>
+              <w:jc w:val="center"/>
+              <w:rPr>
+                <w:rFonts w:ascii="Arial" w:cs="Arial" w:eastAsia="Arial" w:hAnsi="Arial"/>
+                <w:i w:val="0"/>
+                <w:iCs w:val="0"/>
+                <w:smallCaps w:val="0"/>
+                <w:strike w:val="0"/>
+                <w:color w:val="000000"/>
+                <w:sz w:val="20"/>
+                <w:szCs w:val="20"/>
+                <w:u w:val="none"/>
+                <w:shd w:fill="auto" w:val="clear"/>
+                <w:vertAlign w:val="baseline"/>
+              </w:rPr>
+            </w:pPr>
+            <w:r>
+              <w:rPr>
+                <w:rFonts w:ascii="Arial" w:cs="Arial" w:eastAsia="Arial" w:hAnsi="Arial"/>
+                <w:sz w:val="20"/>
+                <w:szCs w:val="20"/>
+                <w:rtl w:val="0"/>
+              </w:rPr>
+              <w:t xml:space="preserve">Done</w:t>
+            </w:r>
+            <w:r>
+              <w:rPr>
+                <w:rtl w:val="0"/>
+              </w:rPr>
+            </w:r>
+          </w:p>
+        </w:tc>
+      </w:tr>
+      <w:tr>
+        <w:trPr>
+          <w:cantSplit w:val="0"/>
+          <w:trHeight w:val="565" w:hRule="atLeast"/>
+          <w:tblHeader w:val="0"/>
+        </w:trPr>
+        <w:tc>
+          <w:tcPr>
+            <w:vAlign w:val="top"/>
+          </w:tcPr>
+          <w:p>
+            <w:pPr>
+              <w:spacing w:after="120" w:before="120" w:lineRule="auto"/>
+              <w:rPr>
+                <w:rFonts w:ascii="Arial" w:cs="Arial" w:eastAsia="Arial" w:hAnsi="Arial"/>
+                <w:vertAlign w:val="baseline"/>
+              </w:rPr>
+            </w:pPr>
+            <w:r>
+              <w:rPr>
+                <w:rFonts w:ascii="Arial" w:cs="Arial" w:eastAsia="Arial" w:hAnsi="Arial"/>
+                <w:vertAlign w:val="baseline"/>
+                <w:rtl w:val="0"/>
+              </w:rPr>
+              <w:t xml:space="preserve">S6. Design documentatio</w:t>
+            </w:r>
+            <w:r>
+              <w:rPr>
+                <w:rFonts w:ascii="Arial" w:cs="Arial" w:eastAsia="Arial" w:hAnsi="Arial"/>
+                <w:rtl w:val="0"/>
+              </w:rPr>
+              <w:t xml:space="preserve">n quality</w:t>
+            </w:r>
+            <w:r>
+              <w:rPr>
+                <w:rtl w:val="0"/>
+              </w:rPr>
+            </w:r>
+          </w:p>
+        </w:tc>
+        <w:tc>
+          <w:tcPr>
+            <w:vAlign w:val="top"/>
+          </w:tcPr>
+          <w:p>
+            <w:pPr>
+              <w:keepNext w:val="0"/>
+              <w:keepLines w:val="0"/>
+              <w:pageBreakBefore w:val="0"/>
+              <w:widowControl w:val="0"/>
+              <w:pBdr>
+                <w:top w:space="0" w:sz="0" w:val="nil"/>
+                <w:left w:space="0" w:sz="0" w:val="nil"/>
+                <w:bottom w:space="0" w:sz="0" w:val="nil"/>
+                <w:right w:space="0" w:sz="0" w:val="nil"/>
+                <w:between w:space="0" w:sz="0" w:val="nil"/>
+              </w:pBdr>
+              <w:shd w:fill="auto" w:val="clear"/>
+              <w:tabs>
+                <w:tab w:val="center" w:leader="none" w:pos="4320"/>
+                <w:tab w:val="right" w:leader="none" w:pos="8640"/>
+              </w:tabs>
+              <w:spacing w:after="120" w:before="120" w:line="240" w:lineRule="auto"/>
+              <w:ind w:left="0" w:right="0" w:firstLine="0"/>
+              <w:jc w:val="center"/>
+              <w:rPr>
+                <w:rFonts w:ascii="Arial" w:cs="Arial" w:eastAsia="Arial" w:hAnsi="Arial"/>
+                <w:i w:val="0"/>
+                <w:iCs w:val="0"/>
+                <w:smallCaps w:val="0"/>
+                <w:strike w:val="0"/>
+                <w:color w:val="000000"/>
+                <w:sz w:val="20"/>
+                <w:szCs w:val="20"/>
+                <w:u w:val="none"/>
+                <w:shd w:fill="auto" w:val="clear"/>
+                <w:vertAlign w:val="baseline"/>
+              </w:rPr>
+            </w:pPr>
+            <w:r>
+              <w:rPr>
+                <w:rFonts w:ascii="Arial" w:cs="Arial" w:eastAsia="Arial" w:hAnsi="Arial"/>
+                <w:i w:val="0"/>
+                <w:iCs w:val="0"/>
+                <w:smallCaps w:val="0"/>
+                <w:strike w:val="0"/>
+                <w:color w:val="000000"/>
+                <w:sz w:val="20"/>
+                <w:szCs w:val="20"/>
+                <w:u w:val="none"/>
+                <w:shd w:fill="auto" w:val="clear"/>
+                <w:vertAlign w:val="baseline"/>
+                <w:rtl w:val="0"/>
+              </w:rPr>
+              <w:t xml:space="preserve">Essential</w:t>
+            </w:r>
+          </w:p>
+        </w:tc>
+        <w:tc>
+          <w:tcPr>
+            <w:vAlign w:val="top"/>
+          </w:tcPr>
+          <w:p>
+            <w:pPr>
+              <w:keepNext w:val="0"/>
+              <w:keepLines w:val="0"/>
+              <w:pageBreakBefore w:val="0"/>
+              <w:widowControl w:val="0"/>
+              <w:pBdr>
+                <w:top w:space="0" w:sz="0" w:val="nil"/>
+                <w:left w:space="0" w:sz="0" w:val="nil"/>
+                <w:bottom w:space="0" w:sz="0" w:val="nil"/>
+                <w:right w:space="0" w:sz="0" w:val="nil"/>
+                <w:between w:space="0" w:sz="0" w:val="nil"/>
+              </w:pBdr>
+              <w:shd w:fill="auto" w:val="clear"/>
+              <w:tabs>
+                <w:tab w:val="center" w:leader="none" w:pos="4320"/>
+                <w:tab w:val="right" w:leader="none" w:pos="8640"/>
+              </w:tabs>
+              <w:spacing w:after="120" w:before="120" w:line="240" w:lineRule="auto"/>
+              <w:ind w:left="0" w:right="0" w:firstLine="0"/>
+              <w:jc w:val="center"/>
+              <w:rPr>
+                <w:rFonts w:ascii="Arial" w:cs="Arial" w:eastAsia="Arial" w:hAnsi="Arial"/>
+                <w:i w:val="0"/>
+                <w:iCs w:val="0"/>
+                <w:smallCaps w:val="0"/>
+                <w:strike w:val="0"/>
+                <w:color w:val="000000"/>
+                <w:sz w:val="20"/>
+                <w:szCs w:val="20"/>
+                <w:u w:val="none"/>
+                <w:shd w:fill="auto" w:val="clear"/>
+                <w:vertAlign w:val="baseline"/>
+              </w:rPr>
+            </w:pPr>
+            <w:r>
+              <w:rPr>
+                <w:rtl w:val="0"/>
+              </w:rPr>
+            </w:r>
+          </w:p>
+        </w:tc>
+      </w:tr>
+      <w:tr>
+        <w:trPr>
+          <w:cantSplit w:val="0"/>
+          <w:trHeight w:val="565" w:hRule="atLeast"/>
+          <w:tblHeader w:val="0"/>
+        </w:trPr>
+        <w:tc>
+          <w:tcPr>
+            <w:vAlign w:val="top"/>
+          </w:tcPr>
+          <w:p>
+            <w:pPr>
+              <w:spacing w:after="120" w:before="120" w:lineRule="auto"/>
+              <w:rPr>
+                <w:rFonts w:ascii="Arial" w:cs="Arial" w:eastAsia="Arial" w:hAnsi="Arial"/>
+                <w:vertAlign w:val="baseline"/>
+              </w:rPr>
+            </w:pPr>
+            <w:r>
+              <w:rPr>
+                <w:rFonts w:ascii="Arial" w:cs="Arial" w:eastAsia="Arial" w:hAnsi="Arial"/>
+                <w:vertAlign w:val="baseline"/>
+                <w:rtl w:val="0"/>
+              </w:rPr>
+              <w:t xml:space="preserve">S7. Technology flexibility</w:t>
+            </w:r>
+          </w:p>
+        </w:tc>
+        <w:tc>
+          <w:tcPr>
+            <w:vAlign w:val="top"/>
+          </w:tcPr>
+          <w:p>
+            <w:pPr>
+              <w:keepNext w:val="0"/>
+              <w:keepLines w:val="0"/>
+              <w:pageBreakBefore w:val="0"/>
+              <w:widowControl w:val="0"/>
+              <w:pBdr>
+                <w:top w:space="0" w:sz="0" w:val="nil"/>
+                <w:left w:space="0" w:sz="0" w:val="nil"/>
+                <w:bottom w:space="0" w:sz="0" w:val="nil"/>
+                <w:right w:space="0" w:sz="0" w:val="nil"/>
+                <w:between w:space="0" w:sz="0" w:val="nil"/>
+              </w:pBdr>
+              <w:shd w:fill="auto" w:val="clear"/>
+              <w:tabs>
+                <w:tab w:val="center" w:leader="none" w:pos="4320"/>
+                <w:tab w:val="right" w:leader="none" w:pos="8640"/>
+              </w:tabs>
+              <w:spacing w:after="120" w:before="120" w:line="240" w:lineRule="auto"/>
+              <w:ind w:left="0" w:right="0" w:firstLine="0"/>
+              <w:jc w:val="center"/>
+              <w:rPr>
+                <w:rFonts w:ascii="Arial" w:cs="Arial" w:eastAsia="Arial" w:hAnsi="Arial"/>
+                <w:i w:val="0"/>
+                <w:iCs w:val="0"/>
+                <w:smallCaps w:val="0"/>
+                <w:strike w:val="0"/>
+                <w:color w:val="000000"/>
+                <w:sz w:val="20"/>
+                <w:szCs w:val="20"/>
+                <w:u w:val="none"/>
+                <w:shd w:fill="auto" w:val="clear"/>
+                <w:vertAlign w:val="baseline"/>
+              </w:rPr>
+            </w:pPr>
+            <w:r>
+              <w:rPr>
+                <w:rFonts w:ascii="Arial" w:cs="Arial" w:eastAsia="Arial" w:hAnsi="Arial"/>
+                <w:i w:val="0"/>
+                <w:iCs w:val="0"/>
+                <w:smallCaps w:val="0"/>
+                <w:strike w:val="0"/>
+                <w:color w:val="000000"/>
+                <w:sz w:val="20"/>
+                <w:szCs w:val="20"/>
+                <w:u w:val="none"/>
+                <w:shd w:fill="auto" w:val="clear"/>
+                <w:vertAlign w:val="baseline"/>
+                <w:rtl w:val="0"/>
+              </w:rPr>
+              <w:t xml:space="preserve">Optional</w:t>
+            </w:r>
+          </w:p>
+        </w:tc>
+        <w:tc>
+          <w:tcPr>
+            <w:vAlign w:val="top"/>
+          </w:tcPr>
+          <w:p>
+            <w:pPr>
+              <w:keepNext w:val="0"/>
+              <w:keepLines w:val="0"/>
+              <w:pageBreakBefore w:val="0"/>
+              <w:widowControl w:val="0"/>
+              <w:pBdr>
+                <w:top w:space="0" w:sz="0" w:val="nil"/>
+                <w:left w:space="0" w:sz="0" w:val="nil"/>
+                <w:bottom w:space="0" w:sz="0" w:val="nil"/>
+                <w:right w:space="0" w:sz="0" w:val="nil"/>
+                <w:between w:space="0" w:sz="0" w:val="nil"/>
+              </w:pBdr>
+              <w:shd w:fill="auto" w:val="clear"/>
+              <w:tabs>
+                <w:tab w:val="center" w:leader="none" w:pos="4320"/>
+                <w:tab w:val="right" w:leader="none" w:pos="8640"/>
+              </w:tabs>
+              <w:spacing w:after="120" w:before="120" w:line="240" w:lineRule="auto"/>
+              <w:ind w:left="0" w:right="0" w:firstLine="0"/>
+              <w:jc w:val="center"/>
+              <w:rPr>
+                <w:rFonts w:ascii="Arial" w:cs="Arial" w:eastAsia="Arial" w:hAnsi="Arial"/>
+                <w:i w:val="0"/>
+                <w:iCs w:val="0"/>
+                <w:smallCaps w:val="0"/>
+                <w:strike w:val="0"/>
+                <w:color w:val="000000"/>
+                <w:sz w:val="20"/>
+                <w:szCs w:val="20"/>
+                <w:u w:val="none"/>
+                <w:shd w:fill="auto" w:val="clear"/>
+                <w:vertAlign w:val="baseline"/>
+              </w:rPr>
+            </w:pPr>
+            <w:r>
+              <w:rPr>
+                <w:rFonts w:ascii="Arial" w:cs="Arial" w:eastAsia="Arial" w:hAnsi="Arial"/>
+                <w:sz w:val="20"/>
+                <w:szCs w:val="20"/>
+                <w:rtl w:val="0"/>
+              </w:rPr>
+              <w:t xml:space="preserve">Done</w:t>
+            </w:r>
+            <w:r>
+              <w:rPr>
+                <w:rtl w:val="0"/>
+              </w:rPr>
+            </w:r>
+          </w:p>
+        </w:tc>
+      </w:tr>
+      <w:tr>
+        <w:trPr>
+          <w:cantSplit w:val="0"/>
+          <w:trHeight w:val="565" w:hRule="atLeast"/>
+          <w:tblHeader w:val="0"/>
+        </w:trPr>
+        <w:tc>
+          <w:tcPr>
+            <w:vAlign w:val="top"/>
+          </w:tcPr>
+          <w:p>
+            <w:pPr>
+              <w:spacing w:after="120" w:before="120" w:lineRule="auto"/>
+              <w:rPr>
+                <w:rFonts w:ascii="Arial" w:cs="Arial" w:eastAsia="Arial" w:hAnsi="Arial"/>
+                <w:vertAlign w:val="baseline"/>
+              </w:rPr>
+            </w:pPr>
+            <w:r>
+              <w:rPr>
+                <w:rFonts w:ascii="Arial" w:cs="Arial" w:eastAsia="Arial" w:hAnsi="Arial"/>
+                <w:rtl w:val="0"/>
+              </w:rPr>
+              <w:t xml:space="preserve">S8. Testability - Verifiable web interaction and synchronization</w:t>
+            </w:r>
+            <w:r>
+              <w:rPr>
+                <w:rtl w:val="0"/>
+              </w:rPr>
+            </w:r>
+          </w:p>
+        </w:tc>
+        <w:tc>
+          <w:tcPr>
+            <w:vAlign w:val="top"/>
+          </w:tcPr>
+          <w:p>
+            <w:pPr>
+              <w:keepNext w:val="0"/>
+              <w:keepLines w:val="0"/>
+              <w:pageBreakBefore w:val="0"/>
+              <w:widowControl w:val="0"/>
+              <w:pBdr>
+                <w:top w:space="0" w:sz="0" w:val="nil"/>
+                <w:left w:space="0" w:sz="0" w:val="nil"/>
+                <w:bottom w:space="0" w:sz="0" w:val="nil"/>
+                <w:right w:space="0" w:sz="0" w:val="nil"/>
+                <w:between w:space="0" w:sz="0" w:val="nil"/>
+              </w:pBdr>
+              <w:shd w:fill="auto" w:val="clear"/>
+              <w:tabs>
+                <w:tab w:val="center" w:leader="none" w:pos="4320"/>
+                <w:tab w:val="right" w:leader="none" w:pos="8640"/>
+              </w:tabs>
+              <w:spacing w:after="120" w:before="120" w:line="240" w:lineRule="auto"/>
+              <w:ind w:left="0" w:right="0" w:firstLine="0"/>
+              <w:jc w:val="center"/>
+              <w:rPr>
+                <w:rFonts w:ascii="Arial" w:cs="Arial" w:eastAsia="Arial" w:hAnsi="Arial"/>
+                <w:i w:val="0"/>
+                <w:iCs w:val="0"/>
+                <w:smallCaps w:val="0"/>
+                <w:strike w:val="0"/>
+                <w:color w:val="000000"/>
+                <w:sz w:val="20"/>
+                <w:szCs w:val="20"/>
+                <w:u w:val="none"/>
+                <w:shd w:fill="auto" w:val="clear"/>
+                <w:vertAlign w:val="baseline"/>
+              </w:rPr>
+            </w:pPr>
+            <w:r>
+              <w:rPr>
+                <w:rFonts w:ascii="Arial" w:cs="Arial" w:eastAsia="Arial" w:hAnsi="Arial"/>
+                <w:sz w:val="20"/>
+                <w:szCs w:val="20"/>
+                <w:rtl w:val="0"/>
+              </w:rPr>
+              <w:t xml:space="preserve">Essential</w:t>
+            </w:r>
+            <w:r>
+              <w:rPr>
+                <w:rtl w:val="0"/>
+              </w:rPr>
+            </w:r>
+          </w:p>
+        </w:tc>
+        <w:tc>
+          <w:tcPr>
+            <w:vAlign w:val="top"/>
+          </w:tcPr>
+          <w:p>
+            <w:pPr>
+              <w:keepNext w:val="0"/>
+              <w:keepLines w:val="0"/>
+              <w:pageBreakBefore w:val="0"/>
+              <w:widowControl w:val="0"/>
+              <w:pBdr>
+                <w:top w:space="0" w:sz="0" w:val="nil"/>
+                <w:left w:space="0" w:sz="0" w:val="nil"/>
+                <w:bottom w:space="0" w:sz="0" w:val="nil"/>
+                <w:right w:space="0" w:sz="0" w:val="nil"/>
+                <w:between w:space="0" w:sz="0" w:val="nil"/>
+              </w:pBdr>
+              <w:shd w:fill="auto" w:val="clear"/>
+              <w:tabs>
+                <w:tab w:val="center" w:leader="none" w:pos="4320"/>
+                <w:tab w:val="right" w:leader="none" w:pos="8640"/>
+              </w:tabs>
+              <w:spacing w:after="120" w:before="120" w:line="240" w:lineRule="auto"/>
+              <w:ind w:left="0" w:right="0" w:firstLine="0"/>
+              <w:jc w:val="center"/>
+              <w:rPr>
+                <w:rFonts w:ascii="Arial" w:cs="Arial" w:eastAsia="Arial" w:hAnsi="Arial"/>
+                <w:sz w:val="20"/>
+                <w:szCs w:val="20"/>
+              </w:rPr>
+            </w:pPr>
+            <w:r>
+              <w:rPr>
+                <w:rtl w:val="0"/>
+              </w:rPr>
+            </w:r>
+          </w:p>
+        </w:tc>
       </w:tr>
     </w:tbl>
     <w:p>
@@ -2753,97 +3403,51 @@
       <w:pPr>
         <w:pStyle w:val="Title"/>
         <w:jc w:val="left"/>
-        <w:rPr>
-          <w:rFonts w:ascii="Times New Roman" w:cs="Times New Roman" w:eastAsia="Times New Roman" w:hAnsi="Times New Roman"/>
-          <w:b w:val="0"/>
-          <w:bCs w:val="0"/>
-          <w:vertAlign w:val="baseline"/>
-        </w:rPr>
-      </w:pPr>
-      <w:r>
-        <w:rPr>
-          <w:sz w:val="26"/>
-          <w:szCs w:val="26"/>
-          <w:vertAlign w:val="baseline"/>
-          <w:rtl w:val="0"/>
-        </w:rPr>
-        <w:t xml:space="preserve">S1</w:t>
-      </w:r>
-      <w:r>
-        <w:rPr>
-          <w:vertAlign w:val="baseline"/>
-          <w:rtl w:val="0"/>
-        </w:rPr>
-        <w:t xml:space="preserve"> </w:t>
-      </w:r>
-      <w:r>
-        <w:rPr>
-          <w:sz w:val="26"/>
-          <w:szCs w:val="26"/>
-          <w:vertAlign w:val="baseline"/>
-          <w:rtl w:val="0"/>
-        </w:rPr>
-        <w:t xml:space="preserve">Usability – </w:t>
-      </w:r>
-      <w:r>
-        <w:rPr>
-          <w:sz w:val="26"/>
-          <w:szCs w:val="26"/>
-          <w:rtl w:val="0"/>
-        </w:rPr>
-        <w:t xml:space="preserve">Intuitive AI interaction</w:t>
-      </w:r>
-      <w:r>
-        <w:rPr>
-          <w:sz w:val="26"/>
-          <w:szCs w:val="26"/>
-          <w:vertAlign w:val="baseline"/>
-          <w:rtl w:val="0"/>
-        </w:rPr>
-        <w:br w:type="textWrapping"/>
-      </w:r>
-      <w:r>
         <w:rPr>
           <w:rFonts w:ascii="Times New Roman" w:cs="Times New Roman" w:eastAsia="Times New Roman" w:hAnsi="Times New Roman"/>
           <w:b w:val="0"/>
           <w:bCs w:val="0"/>
           <w:sz w:val="24"/>
           <w:szCs w:val="24"/>
-          <w:rtl w:val="0"/>
-        </w:rPr>
-        <w:t xml:space="preserve">The system shall provide an intuitive and user-friendly interaction model through natural language communication. Users shall be able to issue commands without requiring technical knowledge of system structure or device configuration. AI responses shall be clear, concise, and understandable to ensure smooth interaction between user and system.</w:t>
-      </w:r>
-      <w:r>
-        <w:rPr>
-          <w:rtl w:val="0"/>
-        </w:rPr>
-      </w:r>
-    </w:p>
-    <w:p>
-      <w:pPr>
-        <w:pStyle w:val="Heading3"/>
-        <w:rPr>
-          <w:rFonts w:ascii="Times New Roman" w:cs="Times New Roman" w:eastAsia="Times New Roman" w:hAnsi="Times New Roman"/>
-          <w:b w:val="0"/>
-          <w:bCs w:val="0"/>
+        </w:rPr>
+      </w:pPr>
+      <w:r>
+        <w:rPr>
+          <w:sz w:val="26"/>
+          <w:szCs w:val="26"/>
           <w:vertAlign w:val="baseline"/>
-        </w:rPr>
-      </w:pPr>
+          <w:rtl w:val="0"/>
+        </w:rPr>
+        <w:t xml:space="preserve">S1</w:t>
+      </w:r>
       <w:r>
         <w:rPr>
           <w:vertAlign w:val="baseline"/>
           <w:rtl w:val="0"/>
         </w:rPr>
-        <w:t xml:space="preserve">S2 Reliability – S</w:t>
-      </w:r>
-      <w:r>
-        <w:rPr>
-          <w:rtl w:val="0"/>
-        </w:rPr>
-        <w:t xml:space="preserve">afety-critical stability</w:t>
-      </w:r>
-      <w:r>
-        <w:rPr>
+        <w:t xml:space="preserve"> </w:t>
+      </w:r>
+      <w:r>
+        <w:rPr>
+          <w:sz w:val="26"/>
+          <w:szCs w:val="26"/>
+          <w:vertAlign w:val="baseline"/>
+          <w:rtl w:val="0"/>
+        </w:rPr>
+        <w:t xml:space="preserve">Usability – </w:t>
+      </w:r>
+      <w:r>
+        <w:rPr>
+          <w:sz w:val="26"/>
+          <w:szCs w:val="26"/>
+          <w:rtl w:val="0"/>
+        </w:rPr>
+        <w:t xml:space="preserve">Intuitive AI interaction</w:t>
+      </w:r>
+      <w:r>
+        <w:rPr>
+          <w:sz w:val="26"/>
+          <w:szCs w:val="26"/>
           <w:vertAlign w:val="baseline"/>
           <w:rtl w:val="0"/>
         </w:rPr>
@@ -2858,116 +3462,22 @@
           <w:szCs w:val="24"/>
           <w:rtl w:val="0"/>
         </w:rPr>
-        <w:t xml:space="preserve">Safety-related components are designed to operate independently of the AI chat interface. The AI module shall not interfere with autonomous safety mechanisms handled by the device/sensor subsystem.</w:t>
-      </w:r>
-      <w:r>
-        <w:rPr>
-          <w:rtl w:val="0"/>
-        </w:rPr>
-      </w:r>
-    </w:p>
-    <w:p>
-      <w:pPr>
-        <w:pStyle w:val="Heading3"/>
-        <w:rPr>
-          <w:rFonts w:ascii="Times New Roman" w:cs="Times New Roman" w:eastAsia="Times New Roman" w:hAnsi="Times New Roman"/>
-          <w:b w:val="0"/>
-          <w:bCs w:val="0"/>
-          <w:vertAlign w:val="baseline"/>
-        </w:rPr>
-      </w:pPr>
-      <w:r>
-        <w:rPr>
-          <w:vertAlign w:val="baseline"/>
-          <w:rtl w:val="0"/>
-        </w:rPr>
-        <w:t xml:space="preserve">S3 Performance – </w:t>
-      </w:r>
-      <w:r>
-        <w:rPr>
-          <w:rtl w:val="0"/>
-        </w:rPr>
-        <w:t xml:space="preserve">Real time responsiveness</w:t>
-      </w:r>
-      <w:r>
-        <w:rPr>
-          <w:vertAlign w:val="baseline"/>
-          <w:rtl w:val="0"/>
-        </w:rPr>
-        <w:br w:type="textWrapping"/>
-      </w:r>
-      <w:r>
+        <w:t xml:space="preserve">To ensure intuitive interaction, the system shall respond to user commands within an acceptable time so that the user does not feel the system is unresponsive. In user interface design, response time is an important factor for usability. According to usability guidelines described by Nielsen (1993), a system should provide feedback within about 1 second to keep the user focused, while delays longer than several seconds may reduce usability.</w:t>
+      </w:r>
+    </w:p>
+    <w:p>
+      <w:pPr>
+        <w:pStyle w:val="Title"/>
+        <w:spacing w:after="240" w:before="240" w:lineRule="auto"/>
+        <w:jc w:val="left"/>
         <w:rPr>
           <w:rFonts w:ascii="Times New Roman" w:cs="Times New Roman" w:eastAsia="Times New Roman" w:hAnsi="Times New Roman"/>
           <w:b w:val="0"/>
           <w:bCs w:val="0"/>
           <w:sz w:val="24"/>
           <w:szCs w:val="24"/>
-          <w:rtl w:val="0"/>
-        </w:rPr>
-        <w:t xml:space="preserve">The system shall provide responsive feedback to users. The interface shall indicate processing status while waiting for AI responses. Performance optimization may be improved at the AI service or client level if required.</w:t>
-      </w:r>
-      <w:r>
-        <w:rPr>
-          <w:rtl w:val="0"/>
-        </w:rPr>
-      </w:r>
-    </w:p>
-    <w:p>
-      <w:pPr>
-        <w:pStyle w:val="Heading3"/>
-        <w:rPr/>
-      </w:pPr>
-      <w:r>
-        <w:rPr>
-          <w:vertAlign w:val="baseline"/>
-          <w:rtl w:val="0"/>
-        </w:rPr>
-        <w:t xml:space="preserve">S4 </w:t>
-      </w:r>
-      <w:r>
-        <w:rPr>
-          <w:rtl w:val="0"/>
-        </w:rPr>
-        <w:t xml:space="preserve">Security-Protection of smart devices</w:t>
-      </w:r>
-    </w:p>
-    <w:p>
-      <w:pPr>
-        <w:rPr>
-          <w:vertAlign w:val="baseline"/>
-        </w:rPr>
-      </w:pPr>
-      <w:r>
-        <w:rPr>
-          <w:rtl w:val="0"/>
-        </w:rPr>
-        <w:t xml:space="preserve">The architecture is designed to support secure communication between the application and the AI service. Authentication and access control mechanisms can be integrated to restrict device control to authorized users.</w:t>
-      </w:r>
-      <w:r>
-        <w:rPr>
-          <w:rtl w:val="0"/>
-        </w:rPr>
-      </w:r>
-    </w:p>
-    <w:p>
-      <w:pPr>
-        <w:pStyle w:val="Heading3"/>
-        <w:rPr>
-          <w:rFonts w:ascii="Times New Roman" w:cs="Times New Roman" w:eastAsia="Times New Roman" w:hAnsi="Times New Roman"/>
-          <w:b w:val="0"/>
-          <w:bCs w:val="0"/>
-          <w:vertAlign w:val="baseline"/>
-        </w:rPr>
-      </w:pPr>
-      <w:r>
-        <w:rPr>
-          <w:vertAlign w:val="baseline"/>
-          <w:rtl w:val="0"/>
-        </w:rPr>
-        <w:t xml:space="preserve">S5 Maintainability and scalability</w:t>
-        <w:br w:type="textWrapping"/>
-      </w:r>
+        </w:rPr>
+      </w:pPr>
       <w:r>
         <w:rPr>
           <w:rFonts w:ascii="Times New Roman" w:cs="Times New Roman" w:eastAsia="Times New Roman" w:hAnsi="Times New Roman"/>
@@ -2977,32 +3487,22 @@
           <w:szCs w:val="24"/>
           <w:rtl w:val="0"/>
         </w:rPr>
-        <w:t xml:space="preserve">The system architecture shall support future expansion, including the addition of new devices, sensors, or AI capabilities. Modifications to one component shall not require major redesign of unrelated components. The design shall promote modularity and separation of concerns.</w:t>
-      </w:r>
-      <w:r>
-        <w:rPr>
-          <w:rtl w:val="0"/>
-        </w:rPr>
-      </w:r>
-    </w:p>
-    <w:p>
-      <w:pPr>
-        <w:pStyle w:val="Heading3"/>
+        <w:t xml:space="preserve">Based on these guidelines, the system shall display immediate feedback within 1 second after the user sends a command, for example by showing a loading or processing indicator. The final AI response should normally be returned within 5 seconds. Response times longer than this may cause the interaction to feel slow, therefore the system should be designed so that most responses remain within this limit.</w:t>
+      </w:r>
+    </w:p>
+    <w:p>
+      <w:pPr>
+        <w:pStyle w:val="Title"/>
+        <w:spacing w:after="240" w:before="240" w:lineRule="auto"/>
+        <w:jc w:val="left"/>
         <w:rPr>
           <w:rFonts w:ascii="Times New Roman" w:cs="Times New Roman" w:eastAsia="Times New Roman" w:hAnsi="Times New Roman"/>
           <w:b w:val="0"/>
           <w:bCs w:val="0"/>
-          <w:vertAlign w:val="baseline"/>
-        </w:rPr>
-      </w:pPr>
-      <w:r>
-        <w:rPr>
-          <w:vertAlign w:val="baseline"/>
-          <w:rtl w:val="0"/>
-        </w:rPr>
-        <w:t xml:space="preserve">S6 Design documentation quality</w:t>
-        <w:br w:type="textWrapping"/>
-      </w:r>
+        </w:rPr>
+      </w:pPr>
+      <w:bookmarkStart w:colFirst="0" w:colLast="0" w:name="_heading=h.2ew4m5r9d8f" w:id="0"/>
+      <w:bookmarkEnd w:id="0"/>
       <w:r>
         <w:rPr>
           <w:rFonts w:ascii="Times New Roman" w:cs="Times New Roman" w:eastAsia="Times New Roman" w:hAnsi="Times New Roman"/>
@@ -3012,7 +3512,7 @@
           <w:szCs w:val="24"/>
           <w:rtl w:val="0"/>
         </w:rPr>
-        <w:t xml:space="preserve">The system design shall be documented clearly and consistently. Documentation shall include structured requirement specifications, architectural descriptions, and supporting design artifacts to facilitate understanding and future development. </w:t>
+        <w:t xml:space="preserve">These limits are used as the target performance for the AI interaction to ensure that the system remains easy to use and understandable for the user.</w:t>
       </w:r>
       <w:r>
         <w:rPr>
@@ -3023,6 +3523,31 @@
     <w:p>
       <w:pPr>
         <w:pStyle w:val="Heading3"/>
+        <w:spacing w:after="0" w:before="240" w:lineRule="auto"/>
+        <w:jc w:val="left"/>
+        <w:rPr/>
+      </w:pPr>
+      <w:bookmarkStart w:colFirst="0" w:colLast="0" w:name="_heading=h.yxbojtbieoei" w:id="1"/>
+      <w:bookmarkEnd w:id="1"/>
+      <w:r>
+        <w:rPr>
+          <w:vertAlign w:val="baseline"/>
+          <w:rtl w:val="0"/>
+        </w:rPr>
+        <w:t xml:space="preserve">S2 Reliability – S</w:t>
+      </w:r>
+      <w:r>
+        <w:rPr>
+          <w:rtl w:val="0"/>
+        </w:rPr>
+        <w:t xml:space="preserve">afety-critical stability</w:t>
+      </w:r>
+    </w:p>
+    <w:p>
+      <w:pPr>
+        <w:pStyle w:val="Heading3"/>
+        <w:spacing w:after="240" w:before="240" w:lineRule="auto"/>
+        <w:jc w:val="left"/>
         <w:rPr>
           <w:rFonts w:ascii="Times New Roman" w:cs="Times New Roman" w:eastAsia="Times New Roman" w:hAnsi="Times New Roman"/>
           <w:b w:val="0"/>
@@ -3031,14 +3556,8 @@
           <w:szCs w:val="24"/>
         </w:rPr>
       </w:pPr>
-      <w:r>
-        <w:rPr>
-          <w:vertAlign w:val="baseline"/>
-          <w:rtl w:val="0"/>
-        </w:rPr>
-        <w:t xml:space="preserve">S7 Technology flexibility</w:t>
-        <w:br w:type="textWrapping"/>
-      </w:r>
+      <w:bookmarkStart w:colFirst="0" w:colLast="0" w:name="_heading=h.5prqzhqs69r4" w:id="2"/>
+      <w:bookmarkEnd w:id="2"/>
       <w:r>
         <w:rPr>
           <w:rFonts w:ascii="Times New Roman" w:cs="Times New Roman" w:eastAsia="Times New Roman" w:hAnsi="Times New Roman"/>
@@ -3048,7 +3567,344 @@
           <w:szCs w:val="24"/>
           <w:rtl w:val="0"/>
         </w:rPr>
-        <w:t xml:space="preserve">The system may be implemented using different technologies or AI providers, provided that architectural integrity and functionality are maintained. The design shall allow substitution or external AI services without requiring fundamental system restructuring. </w:t>
+        <w:t xml:space="preserve">Safety-related components shall operate independently of the AI chat interface to ensure system reliability. In safety-critical systems, functions such as alarm activation, sensor monitoring, and automatic responses must not depend on user interaction or external services. According to software engineering guidelines, safety-critical functionality should be separated from non-critical modules so that failures in one part of the system do not affect the operation of essential components (Sommerville, 2016).</w:t>
+      </w:r>
+    </w:p>
+    <w:p>
+      <w:pPr>
+        <w:pStyle w:val="Heading3"/>
+        <w:spacing w:after="240" w:lineRule="auto"/>
+        <w:rPr>
+          <w:rFonts w:ascii="Times New Roman" w:cs="Times New Roman" w:eastAsia="Times New Roman" w:hAnsi="Times New Roman"/>
+          <w:b w:val="0"/>
+          <w:bCs w:val="0"/>
+          <w:vertAlign w:val="baseline"/>
+        </w:rPr>
+      </w:pPr>
+      <w:bookmarkStart w:colFirst="0" w:colLast="0" w:name="_heading=h.99babs6xgrq8" w:id="3"/>
+      <w:bookmarkEnd w:id="3"/>
+      <w:r>
+        <w:rPr>
+          <w:rFonts w:ascii="Times New Roman" w:cs="Times New Roman" w:eastAsia="Times New Roman" w:hAnsi="Times New Roman"/>
+          <w:b w:val="0"/>
+          <w:bCs w:val="0"/>
+          <w:sz w:val="24"/>
+          <w:szCs w:val="24"/>
+          <w:rtl w:val="0"/>
+        </w:rPr>
+        <w:t xml:space="preserve">Based on this principle, the system shall ensure that sensor monitoring and automatic safety actions are handled directly by the device or controller subsystem without requiring the AI module. The AI interface shall only provide user interaction and must not block or delay safety responses. Safety actions, such as alarm activation or automatic device control, shall occur immediately when triggered by sensor data, even if the AI interface is unavailable.</w:t>
+      </w:r>
+      <w:r>
+        <w:rPr>
+          <w:rtl w:val="0"/>
+        </w:rPr>
+      </w:r>
+    </w:p>
+    <w:p>
+      <w:pPr>
+        <w:pStyle w:val="Heading3"/>
+        <w:rPr>
+          <w:rFonts w:ascii="Times New Roman" w:cs="Times New Roman" w:eastAsia="Times New Roman" w:hAnsi="Times New Roman"/>
+          <w:b w:val="0"/>
+          <w:bCs w:val="0"/>
+          <w:sz w:val="24"/>
+          <w:szCs w:val="24"/>
+        </w:rPr>
+      </w:pPr>
+      <w:r>
+        <w:rPr>
+          <w:vertAlign w:val="baseline"/>
+          <w:rtl w:val="0"/>
+        </w:rPr>
+        <w:t xml:space="preserve">S3 Performance – </w:t>
+      </w:r>
+      <w:r>
+        <w:rPr>
+          <w:rtl w:val="0"/>
+        </w:rPr>
+        <w:t xml:space="preserve">Real time responsiveness</w:t>
+      </w:r>
+      <w:r>
+        <w:rPr>
+          <w:vertAlign w:val="baseline"/>
+          <w:rtl w:val="0"/>
+        </w:rPr>
+        <w:br w:type="textWrapping"/>
+      </w:r>
+      <w:r>
+        <w:rPr>
+          <w:rFonts w:ascii="Times New Roman" w:cs="Times New Roman" w:eastAsia="Times New Roman" w:hAnsi="Times New Roman"/>
+          <w:b w:val="0"/>
+          <w:bCs w:val="0"/>
+          <w:sz w:val="24"/>
+          <w:szCs w:val="24"/>
+          <w:rtl w:val="0"/>
+        </w:rPr>
+        <w:t xml:space="preserve">The system shall provide responsive feedback to the user to maintain smooth interaction. According to usability guidelines, feedback should be visible within about 1 second to keep the user focused, while longer delays require a processing indicator (Nielsen, 1993). Therefore, the system shall display a status or loading message within 1 second after a command is sent.</w:t>
+      </w:r>
+    </w:p>
+    <w:p>
+      <w:pPr>
+        <w:pStyle w:val="Heading3"/>
+        <w:spacing w:after="240" w:lineRule="auto"/>
+        <w:rPr>
+          <w:rFonts w:ascii="Times New Roman" w:cs="Times New Roman" w:eastAsia="Times New Roman" w:hAnsi="Times New Roman"/>
+          <w:b w:val="0"/>
+          <w:bCs w:val="0"/>
+          <w:vertAlign w:val="baseline"/>
+        </w:rPr>
+      </w:pPr>
+      <w:bookmarkStart w:colFirst="0" w:colLast="0" w:name="_heading=h.rat1u687dein" w:id="4"/>
+      <w:bookmarkEnd w:id="4"/>
+      <w:r>
+        <w:rPr>
+          <w:rFonts w:ascii="Times New Roman" w:cs="Times New Roman" w:eastAsia="Times New Roman" w:hAnsi="Times New Roman"/>
+          <w:b w:val="0"/>
+          <w:bCs w:val="0"/>
+          <w:sz w:val="24"/>
+          <w:szCs w:val="24"/>
+          <w:rtl w:val="0"/>
+        </w:rPr>
+        <w:t xml:space="preserve">Because AI processing requires network communication, the final response may take longer, but it should normally be returned within approximately 5 seconds. Response times longer than this may reduce usability, so the system should be designed to keep most responses within this limit. Performance improvements may be applied at the client or AI service level if needed.</w:t>
+      </w:r>
+      <w:r>
+        <w:rPr>
+          <w:rtl w:val="0"/>
+        </w:rPr>
+      </w:r>
+    </w:p>
+    <w:p>
+      <w:pPr>
+        <w:pStyle w:val="Heading3"/>
+        <w:rPr/>
+      </w:pPr>
+      <w:r>
+        <w:rPr>
+          <w:vertAlign w:val="baseline"/>
+          <w:rtl w:val="0"/>
+        </w:rPr>
+        <w:t xml:space="preserve">S4 </w:t>
+      </w:r>
+      <w:r>
+        <w:rPr>
+          <w:rtl w:val="0"/>
+        </w:rPr>
+        <w:t xml:space="preserve">Security-Protection of smart devices</w:t>
+      </w:r>
+    </w:p>
+    <w:p>
+      <w:pPr>
+        <w:spacing w:after="240" w:before="240" w:lineRule="auto"/>
+        <w:rPr/>
+      </w:pPr>
+      <w:r>
+        <w:rPr>
+          <w:rtl w:val="0"/>
+        </w:rPr>
+        <w:t xml:space="preserve">The system shall support secure communication between the application and the AI service to prevent unauthorized control of smart devices. Access to device control functions shall require user authentication, and only authorized users shall be allowed to send commands to the system. Security mechanisms such as authentication and access control shall be used to reduce the risk of unintended or malicious actions.</w:t>
+      </w:r>
+    </w:p>
+    <w:p>
+      <w:pPr>
+        <w:spacing w:after="240" w:before="240" w:lineRule="auto"/>
+        <w:rPr/>
+      </w:pPr>
+      <w:r>
+        <w:rPr>
+          <w:rtl w:val="0"/>
+        </w:rPr>
+        <w:t xml:space="preserve">In software systems that control physical devices, access restrictions are important to ensure safe operation and prevent misuse (Sommerville, 2016).</w:t>
+      </w:r>
+    </w:p>
+    <w:p>
+      <w:pPr>
+        <w:pStyle w:val="Heading3"/>
+        <w:spacing w:after="240" w:lineRule="auto"/>
+        <w:rPr>
+          <w:vertAlign w:val="baseline"/>
+        </w:rPr>
+      </w:pPr>
+      <w:bookmarkStart w:colFirst="0" w:colLast="0" w:name="_heading=h.l36fiu85y2a2" w:id="5"/>
+      <w:bookmarkEnd w:id="5"/>
+      <w:r>
+        <w:rPr>
+          <w:vertAlign w:val="baseline"/>
+          <w:rtl w:val="0"/>
+        </w:rPr>
+        <w:t xml:space="preserve">S5 Maintainability and scalability</w:t>
+      </w:r>
+    </w:p>
+    <w:p>
+      <w:pPr>
+        <w:spacing w:after="240" w:lineRule="auto"/>
+        <w:rPr/>
+      </w:pPr>
+      <w:r>
+        <w:rPr>
+          <w:rtl w:val="0"/>
+        </w:rPr>
+        <w:t xml:space="preserve">The system architecture shall be designed to support future expansion, including the addition of new devices, sensors, or AI functions, without requiring major changes to existing components. The design shall follow a modular structure where different parts of the system, such as the user interface, AI module, and device controller, operate independently. This separation of concerns makes the system easier to maintain and extend as new features are added.</w:t>
+      </w:r>
+    </w:p>
+    <w:p>
+      <w:pPr>
+        <w:spacing w:after="240" w:lineRule="auto"/>
+        <w:rPr>
+          <w:rFonts w:ascii="Times New Roman" w:cs="Times New Roman" w:eastAsia="Times New Roman" w:hAnsi="Times New Roman"/>
+          <w:b w:val="0"/>
+          <w:bCs w:val="0"/>
+          <w:vertAlign w:val="baseline"/>
+        </w:rPr>
+      </w:pPr>
+      <w:r>
+        <w:rPr>
+          <w:rFonts w:ascii="Times New Roman" w:cs="Times New Roman" w:eastAsia="Times New Roman" w:hAnsi="Times New Roman"/>
+          <w:b w:val="0"/>
+          <w:bCs w:val="0"/>
+          <w:sz w:val="24"/>
+          <w:szCs w:val="24"/>
+          <w:rtl w:val="0"/>
+        </w:rPr>
+        <w:t xml:space="preserve">Modular design and separation of components are recommended in software engineering to improve maintainability and allow systems to evolve without large redesign (Sommerville, 2016).</w:t>
+      </w:r>
+      <w:r>
+        <w:rPr>
+          <w:rtl w:val="0"/>
+        </w:rPr>
+      </w:r>
+    </w:p>
+    <w:p>
+      <w:pPr>
+        <w:pStyle w:val="Heading3"/>
+        <w:rPr>
+          <w:rFonts w:ascii="Times New Roman" w:cs="Times New Roman" w:eastAsia="Times New Roman" w:hAnsi="Times New Roman"/>
+          <w:b w:val="0"/>
+          <w:bCs w:val="0"/>
+          <w:sz w:val="24"/>
+          <w:szCs w:val="24"/>
+        </w:rPr>
+      </w:pPr>
+      <w:r>
+        <w:rPr>
+          <w:vertAlign w:val="baseline"/>
+          <w:rtl w:val="0"/>
+        </w:rPr>
+        <w:t xml:space="preserve">S6 Design documentation quality</w:t>
+        <w:br w:type="textWrapping"/>
+      </w:r>
+      <w:r>
+        <w:rPr>
+          <w:rFonts w:ascii="Times New Roman" w:cs="Times New Roman" w:eastAsia="Times New Roman" w:hAnsi="Times New Roman"/>
+          <w:b w:val="0"/>
+          <w:bCs w:val="0"/>
+          <w:sz w:val="24"/>
+          <w:szCs w:val="24"/>
+          <w:rtl w:val="0"/>
+        </w:rPr>
+        <w:t xml:space="preserve">The system design shall be documented in a clear and consistent way so that the structure and behavior of the system can be understood by developers and reviewers. The documentation shall include requirement specifications, architectural descriptions, and supporting design artifacts such as diagrams or explanations of system components. Proper documentation is required to make future development, maintenance, and extension of the system easier.</w:t>
+      </w:r>
+    </w:p>
+    <w:p>
+      <w:pPr>
+        <w:pStyle w:val="Heading3"/>
+        <w:spacing w:after="240" w:lineRule="auto"/>
+        <w:rPr>
+          <w:rFonts w:ascii="Times New Roman" w:cs="Times New Roman" w:eastAsia="Times New Roman" w:hAnsi="Times New Roman"/>
+          <w:b w:val="0"/>
+          <w:bCs w:val="0"/>
+          <w:vertAlign w:val="baseline"/>
+        </w:rPr>
+      </w:pPr>
+      <w:bookmarkStart w:colFirst="0" w:colLast="0" w:name="_heading=h.ml9ly0g7x5jb" w:id="6"/>
+      <w:bookmarkEnd w:id="6"/>
+      <w:r>
+        <w:rPr>
+          <w:rFonts w:ascii="Times New Roman" w:cs="Times New Roman" w:eastAsia="Times New Roman" w:hAnsi="Times New Roman"/>
+          <w:b w:val="0"/>
+          <w:bCs w:val="0"/>
+          <w:sz w:val="24"/>
+          <w:szCs w:val="24"/>
+          <w:rtl w:val="0"/>
+        </w:rPr>
+        <w:t xml:space="preserve">Clear and structured documentation is recommended in software engineering to support system understanding and long-term development (Sommerville, 2016).</w:t>
+      </w:r>
+      <w:r>
+        <w:rPr>
+          <w:rtl w:val="0"/>
+        </w:rPr>
+      </w:r>
+    </w:p>
+    <w:p>
+      <w:pPr>
+        <w:pStyle w:val="Heading3"/>
+        <w:rPr>
+          <w:rFonts w:ascii="Times New Roman" w:cs="Times New Roman" w:eastAsia="Times New Roman" w:hAnsi="Times New Roman"/>
+          <w:b w:val="0"/>
+          <w:bCs w:val="0"/>
+          <w:sz w:val="24"/>
+          <w:szCs w:val="24"/>
+        </w:rPr>
+      </w:pPr>
+      <w:r>
+        <w:rPr>
+          <w:vertAlign w:val="baseline"/>
+          <w:rtl w:val="0"/>
+        </w:rPr>
+        <w:t xml:space="preserve">S7 Technology flexibility</w:t>
+        <w:br w:type="textWrapping"/>
+      </w:r>
+      <w:r>
+        <w:rPr>
+          <w:rFonts w:ascii="Times New Roman" w:cs="Times New Roman" w:eastAsia="Times New Roman" w:hAnsi="Times New Roman"/>
+          <w:b w:val="0"/>
+          <w:bCs w:val="0"/>
+          <w:sz w:val="24"/>
+          <w:szCs w:val="24"/>
+          <w:rtl w:val="0"/>
+        </w:rPr>
+        <w:t xml:space="preserve">The system shall be designed so that different technologies or AI providers can be used without changing the overall architecture. The AI module, user interface, and device control components shall remain separated so that one part can be replaced without requiring major changes to the rest of the system. This allows the system to use external services or alternative implementations while keeping the main functionality unchanged.</w:t>
+      </w:r>
+    </w:p>
+    <w:p>
+      <w:pPr>
+        <w:pStyle w:val="Heading3"/>
+        <w:spacing w:after="240" w:lineRule="auto"/>
+        <w:rPr>
+          <w:rFonts w:ascii="Times New Roman" w:cs="Times New Roman" w:eastAsia="Times New Roman" w:hAnsi="Times New Roman"/>
+          <w:b w:val="0"/>
+          <w:bCs w:val="0"/>
+          <w:sz w:val="24"/>
+          <w:szCs w:val="24"/>
+        </w:rPr>
+      </w:pPr>
+      <w:bookmarkStart w:colFirst="0" w:colLast="0" w:name="_heading=h.xg8uqg1ca98e" w:id="7"/>
+      <w:bookmarkEnd w:id="7"/>
+      <w:r>
+        <w:rPr>
+          <w:rFonts w:ascii="Times New Roman" w:cs="Times New Roman" w:eastAsia="Times New Roman" w:hAnsi="Times New Roman"/>
+          <w:b w:val="0"/>
+          <w:bCs w:val="0"/>
+          <w:sz w:val="24"/>
+          <w:szCs w:val="24"/>
+          <w:rtl w:val="0"/>
+        </w:rPr>
+        <w:t xml:space="preserve">Software engineering guidelines recommend separating system components to allow flexibility and replacement of technologies without redesigning the whole system (Sommerville, 2016).</w:t>
+      </w:r>
+    </w:p>
+    <w:p>
+      <w:pPr>
+        <w:rPr/>
+      </w:pPr>
+      <w:r>
+        <w:rPr>
+          <w:rtl w:val="0"/>
+        </w:rPr>
+        <w:t xml:space="preserve">The system may utilize browser-based APIs such as the Web Speech API, provided compatibility and performance requirements are maintained.</w:t>
+      </w:r>
+      <w:r>
+        <w:rPr>
+          <w:rtl w:val="0"/>
+        </w:rPr>
       </w:r>
     </w:p>
     <w:p>
@@ -3277,8 +4133,8 @@
         <w:pStyle w:val="Title"/>
         <w:rPr/>
       </w:pPr>
-      <w:bookmarkStart w:colFirst="0" w:colLast="0" w:name="_heading=h.796z7m3gfcte" w:id="0"/>
-      <w:bookmarkEnd w:id="0"/>
+      <w:bookmarkStart w:colFirst="0" w:colLast="0" w:name="_heading=h.796z7m3gfcte" w:id="8"/>
+      <w:bookmarkEnd w:id="8"/>
       <w:r>
         <w:rPr>
           <w:rtl w:val="0"/>
@@ -3303,8 +4159,8 @@
         <w:jc w:val="left"/>
         <w:rPr/>
       </w:pPr>
-      <w:bookmarkStart w:colFirst="0" w:colLast="0" w:name="_heading=h.2pt52zl7pb1t" w:id="1"/>
-      <w:bookmarkEnd w:id="1"/>
+      <w:bookmarkStart w:colFirst="0" w:colLast="0" w:name="_heading=h.2pt52zl7pb1t" w:id="9"/>
+      <w:bookmarkEnd w:id="9"/>
       <w:r>
         <w:rPr>
           <w:rtl w:val="0"/>
@@ -3862,8 +4718,8 @@
           <w:rFonts w:ascii="Times New Roman" w:cs="Times New Roman" w:eastAsia="Times New Roman" w:hAnsi="Times New Roman"/>
         </w:rPr>
       </w:pPr>
-      <w:bookmarkStart w:colFirst="0" w:colLast="0" w:name="_heading=h.500g2lf8oisb" w:id="2"/>
-      <w:bookmarkEnd w:id="2"/>
+      <w:bookmarkStart w:colFirst="0" w:colLast="0" w:name="_heading=h.500g2lf8oisb" w:id="10"/>
+      <w:bookmarkEnd w:id="10"/>
       <w:r>
         <w:rPr>
           <w:rFonts w:ascii="Times New Roman" w:cs="Times New Roman" w:eastAsia="Times New Roman" w:hAnsi="Times New Roman"/>
@@ -3903,8 +4759,8 @@
           <w:rFonts w:ascii="Times New Roman" w:cs="Times New Roman" w:eastAsia="Times New Roman" w:hAnsi="Times New Roman"/>
         </w:rPr>
       </w:pPr>
-      <w:bookmarkStart w:colFirst="0" w:colLast="0" w:name="_heading=h.etjha7cn03oa" w:id="3"/>
-      <w:bookmarkEnd w:id="3"/>
+      <w:bookmarkStart w:colFirst="0" w:colLast="0" w:name="_heading=h.etjha7cn03oa" w:id="11"/>
+      <w:bookmarkEnd w:id="11"/>
       <w:r>
         <w:rPr>
           <w:rFonts w:ascii="Times New Roman" w:cs="Times New Roman" w:eastAsia="Times New Roman" w:hAnsi="Times New Roman"/>
@@ -3994,8 +4850,8 @@
           <w:rFonts w:ascii="Times New Roman" w:cs="Times New Roman" w:eastAsia="Times New Roman" w:hAnsi="Times New Roman"/>
         </w:rPr>
       </w:pPr>
-      <w:bookmarkStart w:colFirst="0" w:colLast="0" w:name="_heading=h.qmn0hhdckkw2" w:id="4"/>
-      <w:bookmarkEnd w:id="4"/>
+      <w:bookmarkStart w:colFirst="0" w:colLast="0" w:name="_heading=h.qmn0hhdckkw2" w:id="12"/>
+      <w:bookmarkEnd w:id="12"/>
       <w:r>
         <w:rPr>
           <w:rFonts w:ascii="Times New Roman" w:cs="Times New Roman" w:eastAsia="Times New Roman" w:hAnsi="Times New Roman"/>
@@ -4035,8 +4891,8 @@
           <w:rFonts w:ascii="Times New Roman" w:cs="Times New Roman" w:eastAsia="Times New Roman" w:hAnsi="Times New Roman"/>
         </w:rPr>
       </w:pPr>
-      <w:bookmarkStart w:colFirst="0" w:colLast="0" w:name="_heading=h.k9kbczw427vg" w:id="5"/>
-      <w:bookmarkEnd w:id="5"/>
+      <w:bookmarkStart w:colFirst="0" w:colLast="0" w:name="_heading=h.k9kbczw427vg" w:id="13"/>
+      <w:bookmarkEnd w:id="13"/>
       <w:r>
         <w:rPr>
           <w:rFonts w:ascii="Times New Roman" w:cs="Times New Roman" w:eastAsia="Times New Roman" w:hAnsi="Times New Roman"/>
@@ -4077,8 +4933,8 @@
           <w:rFonts w:ascii="Times New Roman" w:cs="Times New Roman" w:eastAsia="Times New Roman" w:hAnsi="Times New Roman"/>
         </w:rPr>
       </w:pPr>
-      <w:bookmarkStart w:colFirst="0" w:colLast="0" w:name="_heading=h.h9p2tmmz9n6m" w:id="6"/>
-      <w:bookmarkEnd w:id="6"/>
+      <w:bookmarkStart w:colFirst="0" w:colLast="0" w:name="_heading=h.h9p2tmmz9n6m" w:id="14"/>
+      <w:bookmarkEnd w:id="14"/>
       <w:r>
         <w:rPr>
           <w:rFonts w:ascii="Times New Roman" w:cs="Times New Roman" w:eastAsia="Times New Roman" w:hAnsi="Times New Roman"/>
@@ -4119,8 +4975,8 @@
           <w:rFonts w:ascii="Times New Roman" w:cs="Times New Roman" w:eastAsia="Times New Roman" w:hAnsi="Times New Roman"/>
         </w:rPr>
       </w:pPr>
-      <w:bookmarkStart w:colFirst="0" w:colLast="0" w:name="_heading=h.mimxwden9ow1" w:id="7"/>
-      <w:bookmarkEnd w:id="7"/>
+      <w:bookmarkStart w:colFirst="0" w:colLast="0" w:name="_heading=h.mimxwden9ow1" w:id="15"/>
+      <w:bookmarkEnd w:id="15"/>
       <w:r>
         <w:rPr>
           <w:rFonts w:ascii="Times New Roman" w:cs="Times New Roman" w:eastAsia="Times New Roman" w:hAnsi="Times New Roman"/>
@@ -4160,8 +5016,8 @@
           <w:rFonts w:ascii="Times New Roman" w:cs="Times New Roman" w:eastAsia="Times New Roman" w:hAnsi="Times New Roman"/>
         </w:rPr>
       </w:pPr>
-      <w:bookmarkStart w:colFirst="0" w:colLast="0" w:name="_heading=h.xqa3lbycp04c" w:id="8"/>
-      <w:bookmarkEnd w:id="8"/>
+      <w:bookmarkStart w:colFirst="0" w:colLast="0" w:name="_heading=h.xqa3lbycp04c" w:id="16"/>
+      <w:bookmarkEnd w:id="16"/>
       <w:r>
         <w:rPr>
           <w:rFonts w:ascii="Times New Roman" w:cs="Times New Roman" w:eastAsia="Times New Roman" w:hAnsi="Times New Roman"/>
@@ -4190,6 +5046,461 @@
         <w:rPr>
           <w:rtl w:val="0"/>
         </w:rPr>
+      </w:r>
+    </w:p>
+    <w:p>
+      <w:pPr>
+        <w:rPr/>
+      </w:pPr>
+      <w:r>
+        <w:rPr>
+          <w:rtl w:val="0"/>
+        </w:rPr>
+      </w:r>
+    </w:p>
+    <w:p>
+      <w:pPr>
+        <w:rPr/>
+      </w:pPr>
+      <w:r>
+        <w:rPr>
+          <w:rtl w:val="0"/>
+        </w:rPr>
+      </w:r>
+    </w:p>
+    <w:p>
+      <w:pPr>
+        <w:rPr/>
+      </w:pPr>
+      <w:r>
+        <w:rPr>
+          <w:rtl w:val="0"/>
+        </w:rPr>
+      </w:r>
+    </w:p>
+    <w:p>
+      <w:pPr>
+        <w:rPr/>
+      </w:pPr>
+      <w:r>
+        <w:rPr>
+          <w:rtl w:val="0"/>
+        </w:rPr>
+      </w:r>
+    </w:p>
+    <w:p>
+      <w:pPr>
+        <w:rPr/>
+      </w:pPr>
+      <w:r>
+        <w:rPr>
+          <w:rtl w:val="0"/>
+        </w:rPr>
+      </w:r>
+    </w:p>
+    <w:p>
+      <w:pPr>
+        <w:rPr/>
+      </w:pPr>
+      <w:r>
+        <w:rPr>
+          <w:rtl w:val="0"/>
+        </w:rPr>
+      </w:r>
+    </w:p>
+    <w:p>
+      <w:pPr>
+        <w:rPr/>
+      </w:pPr>
+      <w:r>
+        <w:rPr>
+          <w:rtl w:val="0"/>
+        </w:rPr>
+      </w:r>
+    </w:p>
+    <w:p>
+      <w:pPr>
+        <w:rPr/>
+      </w:pPr>
+      <w:r>
+        <w:rPr>
+          <w:rtl w:val="0"/>
+        </w:rPr>
+      </w:r>
+    </w:p>
+    <w:p>
+      <w:pPr>
+        <w:rPr/>
+      </w:pPr>
+      <w:r>
+        <w:rPr>
+          <w:rtl w:val="0"/>
+        </w:rPr>
+      </w:r>
+    </w:p>
+    <w:p>
+      <w:pPr>
+        <w:rPr/>
+      </w:pPr>
+      <w:r>
+        <w:rPr>
+          <w:rtl w:val="0"/>
+        </w:rPr>
+      </w:r>
+    </w:p>
+    <w:p>
+      <w:pPr>
+        <w:rPr/>
+      </w:pPr>
+      <w:r>
+        <w:rPr>
+          <w:rtl w:val="0"/>
+        </w:rPr>
+      </w:r>
+    </w:p>
+    <w:p>
+      <w:pPr>
+        <w:rPr/>
+      </w:pPr>
+      <w:r>
+        <w:rPr>
+          <w:rtl w:val="0"/>
+        </w:rPr>
+      </w:r>
+    </w:p>
+    <w:p>
+      <w:pPr>
+        <w:rPr/>
+      </w:pPr>
+      <w:r>
+        <w:rPr>
+          <w:rtl w:val="0"/>
+        </w:rPr>
+      </w:r>
+    </w:p>
+    <w:p>
+      <w:pPr>
+        <w:rPr/>
+      </w:pPr>
+      <w:r>
+        <w:rPr>
+          <w:rtl w:val="0"/>
+        </w:rPr>
+      </w:r>
+    </w:p>
+    <w:p>
+      <w:pPr>
+        <w:rPr/>
+      </w:pPr>
+      <w:r>
+        <w:rPr>
+          <w:rtl w:val="0"/>
+        </w:rPr>
+      </w:r>
+    </w:p>
+    <w:p>
+      <w:pPr>
+        <w:rPr/>
+      </w:pPr>
+      <w:r>
+        <w:rPr>
+          <w:rtl w:val="0"/>
+        </w:rPr>
+      </w:r>
+    </w:p>
+    <w:p>
+      <w:pPr>
+        <w:rPr/>
+      </w:pPr>
+      <w:r>
+        <w:rPr>
+          <w:rtl w:val="0"/>
+        </w:rPr>
+      </w:r>
+    </w:p>
+    <w:p>
+      <w:pPr>
+        <w:rPr/>
+      </w:pPr>
+      <w:r>
+        <w:rPr>
+          <w:rtl w:val="0"/>
+        </w:rPr>
+      </w:r>
+    </w:p>
+    <w:p>
+      <w:pPr>
+        <w:rPr/>
+      </w:pPr>
+      <w:r>
+        <w:rPr>
+          <w:rtl w:val="0"/>
+        </w:rPr>
+      </w:r>
+    </w:p>
+    <w:p>
+      <w:pPr>
+        <w:rPr/>
+      </w:pPr>
+      <w:r>
+        <w:rPr>
+          <w:rtl w:val="0"/>
+        </w:rPr>
+      </w:r>
+    </w:p>
+    <w:p>
+      <w:pPr>
+        <w:rPr/>
+      </w:pPr>
+      <w:r>
+        <w:rPr>
+          <w:rtl w:val="0"/>
+        </w:rPr>
+      </w:r>
+    </w:p>
+    <w:p>
+      <w:pPr>
+        <w:rPr/>
+      </w:pPr>
+      <w:r>
+        <w:rPr>
+          <w:rtl w:val="0"/>
+        </w:rPr>
+      </w:r>
+    </w:p>
+    <w:p>
+      <w:pPr>
+        <w:rPr/>
+      </w:pPr>
+      <w:r>
+        <w:rPr>
+          <w:rtl w:val="0"/>
+        </w:rPr>
+      </w:r>
+    </w:p>
+    <w:p>
+      <w:pPr>
+        <w:rPr/>
+      </w:pPr>
+      <w:r>
+        <w:rPr>
+          <w:rtl w:val="0"/>
+        </w:rPr>
+      </w:r>
+    </w:p>
+    <w:p>
+      <w:pPr>
+        <w:rPr/>
+      </w:pPr>
+      <w:r>
+        <w:rPr>
+          <w:rtl w:val="0"/>
+        </w:rPr>
+      </w:r>
+    </w:p>
+    <w:p>
+      <w:pPr>
+        <w:rPr/>
+      </w:pPr>
+      <w:r>
+        <w:rPr>
+          <w:rtl w:val="0"/>
+        </w:rPr>
+      </w:r>
+    </w:p>
+    <w:p>
+      <w:pPr>
+        <w:rPr/>
+      </w:pPr>
+      <w:r>
+        <w:rPr>
+          <w:rtl w:val="0"/>
+        </w:rPr>
+      </w:r>
+    </w:p>
+    <w:p>
+      <w:pPr>
+        <w:rPr/>
+      </w:pPr>
+      <w:r>
+        <w:rPr>
+          <w:rtl w:val="0"/>
+        </w:rPr>
+      </w:r>
+    </w:p>
+    <w:p>
+      <w:pPr>
+        <w:rPr/>
+      </w:pPr>
+      <w:r>
+        <w:rPr>
+          <w:rtl w:val="0"/>
+        </w:rPr>
+      </w:r>
+    </w:p>
+    <w:p>
+      <w:pPr>
+        <w:rPr/>
+      </w:pPr>
+      <w:r>
+        <w:rPr>
+          <w:rtl w:val="0"/>
+        </w:rPr>
+      </w:r>
+    </w:p>
+    <w:p>
+      <w:pPr>
+        <w:rPr/>
+      </w:pPr>
+      <w:r>
+        <w:rPr>
+          <w:rtl w:val="0"/>
+        </w:rPr>
+      </w:r>
+    </w:p>
+    <w:p>
+      <w:pPr>
+        <w:rPr/>
+      </w:pPr>
+      <w:r>
+        <w:rPr>
+          <w:rtl w:val="0"/>
+        </w:rPr>
+      </w:r>
+    </w:p>
+    <w:p>
+      <w:pPr>
+        <w:rPr/>
+      </w:pPr>
+      <w:r>
+        <w:rPr>
+          <w:rtl w:val="0"/>
+        </w:rPr>
+      </w:r>
+    </w:p>
+    <w:p>
+      <w:pPr>
+        <w:rPr/>
+      </w:pPr>
+      <w:r>
+        <w:rPr>
+          <w:rtl w:val="0"/>
+        </w:rPr>
+      </w:r>
+    </w:p>
+    <w:p>
+      <w:pPr>
+        <w:rPr/>
+      </w:pPr>
+      <w:r>
+        <w:rPr>
+          <w:rtl w:val="0"/>
+        </w:rPr>
+      </w:r>
+    </w:p>
+    <w:p>
+      <w:pPr>
+        <w:rPr/>
+      </w:pPr>
+      <w:r>
+        <w:rPr>
+          <w:rtl w:val="0"/>
+        </w:rPr>
+      </w:r>
+    </w:p>
+    <w:p>
+      <w:pPr>
+        <w:rPr/>
+      </w:pPr>
+      <w:r>
+        <w:rPr>
+          <w:rtl w:val="0"/>
+        </w:rPr>
+      </w:r>
+    </w:p>
+    <w:p>
+      <w:pPr>
+        <w:rPr/>
+      </w:pPr>
+      <w:r>
+        <w:rPr>
+          <w:rtl w:val="0"/>
+        </w:rPr>
+      </w:r>
+    </w:p>
+    <w:p>
+      <w:pPr>
+        <w:rPr/>
+      </w:pPr>
+      <w:r>
+        <w:rPr>
+          <w:rtl w:val="0"/>
+        </w:rPr>
+        <w:t xml:space="preserve">References</w:t>
+      </w:r>
+    </w:p>
+    <w:p>
+      <w:pPr>
+        <w:numPr>
+          <w:ilvl w:val="0"/>
+          <w:numId w:val="1"/>
+        </w:numPr>
+        <w:ind w:left="720" w:hanging="360"/>
+        <w:rPr>
+          <w:u w:val="none"/>
+        </w:rPr>
+      </w:pPr>
+      <w:r>
+        <w:rPr>
+          <w:rtl w:val="0"/>
+        </w:rPr>
+        <w:t xml:space="preserve">Nielsen, J. (1993). </w:t>
+      </w:r>
+      <w:r>
+        <w:rPr>
+          <w:i w:val="1"/>
+          <w:iCs w:val="1"/>
+          <w:rtl w:val="0"/>
+        </w:rPr>
+        <w:t xml:space="preserve">Usability Engineering</w:t>
+      </w:r>
+      <w:r>
+        <w:rPr>
+          <w:rtl w:val="0"/>
+        </w:rPr>
+        <w:t xml:space="preserve">. Morgan Kaufmann.</w:t>
+      </w:r>
+    </w:p>
+    <w:p>
+      <w:pPr>
+        <w:numPr>
+          <w:ilvl w:val="0"/>
+          <w:numId w:val="1"/>
+        </w:numPr>
+        <w:ind w:left="720" w:hanging="360"/>
+        <w:rPr>
+          <w:u w:val="none"/>
+        </w:rPr>
+      </w:pPr>
+      <w:r>
+        <w:rPr>
+          <w:rtl w:val="0"/>
+        </w:rPr>
+        <w:t xml:space="preserve">Sommerville, I. (2016). </w:t>
+      </w:r>
+      <w:r>
+        <w:rPr>
+          <w:i w:val="1"/>
+          <w:iCs w:val="1"/>
+          <w:rtl w:val="0"/>
+        </w:rPr>
+        <w:t xml:space="preserve">Software Engineering</w:t>
+      </w:r>
+      <w:r>
+        <w:rPr>
+          <w:rtl w:val="0"/>
+        </w:rPr>
+        <w:t xml:space="preserve"> (10th ed.). Pearson.</w:t>
       </w:r>
     </w:p>
     <w:sectPr>
@@ -4202,7 +5513,121 @@
 </file>
 
 <file path=word/numbering.xml><?xml version="1.0" encoding="utf-8"?>
-<w:numbering xmlns:mc="http://schemas.openxmlformats.org/markup-compatibility/2006" xmlns:o="urn:schemas-microsoft-com:office:office" xmlns:r="http://schemas.openxmlformats.org/officeDocument/2006/relationships" xmlns:m="http://schemas.openxmlformats.org/officeDocument/2006/math" xmlns:v="urn:schemas-microsoft-com:vml" xmlns:wp="http://schemas.openxmlformats.org/drawingml/2006/wordprocessingDrawing" xmlns:w10="urn:schemas-microsoft-com:office:word" xmlns:w="http://schemas.openxmlformats.org/wordprocessingml/2006/main" xmlns:wne="http://schemas.microsoft.com/office/word/2006/wordml" xmlns:sl="http://schemas.openxmlformats.org/schemaLibrary/2006/main" xmlns:a="http://schemas.openxmlformats.org/drawingml/2006/main" xmlns:pic="http://schemas.openxmlformats.org/drawingml/2006/picture" xmlns:c="http://schemas.openxmlformats.org/drawingml/2006/chart" xmlns:lc="http://schemas.openxmlformats.org/drawingml/2006/lockedCanvas" xmlns:dgm="http://schemas.openxmlformats.org/drawingml/2006/diagram" xmlns:wps="http://schemas.microsoft.com/office/word/2010/wordprocessingShape" xmlns:wpg="http://schemas.microsoft.com/office/word/2010/wordprocessingGroup" xmlns:w14="http://schemas.microsoft.com/office/word/2010/wordml" xmlns:w15="http://schemas.microsoft.com/office/word/2012/wordml" xmlns:w16="http://schemas.microsoft.com/office/word/2018/wordml" xmlns:w16cex="http://schemas.microsoft.com/office/word/2018/wordml/cex" xmlns:w16cid="http://schemas.microsoft.com/office/word/2016/wordml/cid" xmlns="http://schemas.microsoft.com/office/tasks/2019/documenttasks" xmlns:cr="http://schemas.microsoft.com/office/comments/2020/reactions"/>
+<w:numbering xmlns:mc="http://schemas.openxmlformats.org/markup-compatibility/2006" xmlns:o="urn:schemas-microsoft-com:office:office" xmlns:r="http://schemas.openxmlformats.org/officeDocument/2006/relationships" xmlns:m="http://schemas.openxmlformats.org/officeDocument/2006/math" xmlns:v="urn:schemas-microsoft-com:vml" xmlns:wp="http://schemas.openxmlformats.org/drawingml/2006/wordprocessingDrawing" xmlns:w10="urn:schemas-microsoft-com:office:word" xmlns:w="http://schemas.openxmlformats.org/wordprocessingml/2006/main" xmlns:wne="http://schemas.microsoft.com/office/word/2006/wordml" xmlns:sl="http://schemas.openxmlformats.org/schemaLibrary/2006/main" xmlns:a="http://schemas.openxmlformats.org/drawingml/2006/main" xmlns:pic="http://schemas.openxmlformats.org/drawingml/2006/picture" xmlns:c="http://schemas.openxmlformats.org/drawingml/2006/chart" xmlns:lc="http://schemas.openxmlformats.org/drawingml/2006/lockedCanvas" xmlns:dgm="http://schemas.openxmlformats.org/drawingml/2006/diagram" xmlns:wps="http://schemas.microsoft.com/office/word/2010/wordprocessingShape" xmlns:wpg="http://schemas.microsoft.com/office/word/2010/wordprocessingGroup" xmlns:w14="http://schemas.microsoft.com/office/word/2010/wordml" xmlns:w15="http://schemas.microsoft.com/office/word/2012/wordml" xmlns:w16="http://schemas.microsoft.com/office/word/2018/wordml" xmlns:w16cex="http://schemas.microsoft.com/office/word/2018/wordml/cex" xmlns:w16cid="http://schemas.microsoft.com/office/word/2016/wordml/cid" xmlns="http://schemas.microsoft.com/office/tasks/2019/documenttasks" xmlns:cr="http://schemas.microsoft.com/office/comments/2020/reactions">
+  <w:abstractNum w:abstractNumId="1">
+    <w:lvl w:ilvl="0">
+      <w:start w:val="1"/>
+      <w:numFmt w:val="decimal"/>
+      <w:lvlText w:val="%1."/>
+      <w:lvlJc w:val="left"/>
+      <w:pPr>
+        <w:ind w:left="720" w:hanging="360"/>
+      </w:pPr>
+      <w:rPr>
+        <w:u w:val="none"/>
+      </w:rPr>
+    </w:lvl>
+    <w:lvl w:ilvl="1">
+      <w:start w:val="1"/>
+      <w:numFmt w:val="lowerLetter"/>
+      <w:lvlText w:val="%2."/>
+      <w:lvlJc w:val="left"/>
+      <w:pPr>
+        <w:ind w:left="1440" w:hanging="360"/>
+      </w:pPr>
+      <w:rPr>
+        <w:u w:val="none"/>
+      </w:rPr>
+    </w:lvl>
+    <w:lvl w:ilvl="2">
+      <w:start w:val="1"/>
+      <w:numFmt w:val="lowerRoman"/>
+      <w:lvlText w:val="%3."/>
+      <w:lvlJc w:val="right"/>
+      <w:pPr>
+        <w:ind w:left="2160" w:hanging="360"/>
+      </w:pPr>
+      <w:rPr>
+        <w:u w:val="none"/>
+      </w:rPr>
+    </w:lvl>
+    <w:lvl w:ilvl="3">
+      <w:start w:val="1"/>
+      <w:numFmt w:val="decimal"/>
+      <w:lvlText w:val="%4."/>
+      <w:lvlJc w:val="left"/>
+      <w:pPr>
+        <w:ind w:left="2880" w:hanging="360"/>
+      </w:pPr>
+      <w:rPr>
+        <w:u w:val="none"/>
+      </w:rPr>
+    </w:lvl>
+    <w:lvl w:ilvl="4">
+      <w:start w:val="1"/>
+      <w:numFmt w:val="lowerLetter"/>
+      <w:lvlText w:val="%5."/>
+      <w:lvlJc w:val="left"/>
+      <w:pPr>
+        <w:ind w:left="3600" w:hanging="360"/>
+      </w:pPr>
+      <w:rPr>
+        <w:u w:val="none"/>
+      </w:rPr>
+    </w:lvl>
+    <w:lvl w:ilvl="5">
+      <w:start w:val="1"/>
+      <w:numFmt w:val="lowerRoman"/>
+      <w:lvlText w:val="%6."/>
+      <w:lvlJc w:val="right"/>
+      <w:pPr>
+        <w:ind w:left="4320" w:hanging="360"/>
+      </w:pPr>
+      <w:rPr>
+        <w:u w:val="none"/>
+      </w:rPr>
+    </w:lvl>
+    <w:lvl w:ilvl="6">
+      <w:start w:val="1"/>
+      <w:numFmt w:val="decimal"/>
+      <w:lvlText w:val="%7."/>
+      <w:lvlJc w:val="left"/>
+      <w:pPr>
+        <w:ind w:left="5040" w:hanging="360"/>
+      </w:pPr>
+      <w:rPr>
+        <w:u w:val="none"/>
+      </w:rPr>
+    </w:lvl>
+    <w:lvl w:ilvl="7">
+      <w:start w:val="1"/>
+      <w:numFmt w:val="lowerLetter"/>
+      <w:lvlText w:val="%8."/>
+      <w:lvlJc w:val="left"/>
+      <w:pPr>
+        <w:ind w:left="5760" w:hanging="360"/>
+      </w:pPr>
+      <w:rPr>
+        <w:u w:val="none"/>
+      </w:rPr>
+    </w:lvl>
+    <w:lvl w:ilvl="8">
+      <w:start w:val="1"/>
+      <w:numFmt w:val="lowerRoman"/>
+      <w:lvlText w:val="%9."/>
+      <w:lvlJc w:val="right"/>
+      <w:pPr>
+        <w:ind w:left="6480" w:hanging="360"/>
+      </w:pPr>
+      <w:rPr>
+        <w:u w:val="none"/>
+      </w:rPr>
+    </w:lvl>
+  </w:abstractNum>
+  <w:num w:numId="1">
+    <w:abstractNumId w:val="1"/>
+  </w:num>
+</w:numbering>
 </file>
 
 <file path=word/styles.xml><?xml version="1.0" encoding="utf-8"?>
@@ -4882,7 +6307,7 @@
 
 <file path=customXML/item1.xml><?xml version="1.0" encoding="utf-8"?>
 <go:gDocsCustomXmlDataStorage xmlns:go="http://customooxmlschemas.google.com/" xmlns:r="http://schemas.openxmlformats.org/officeDocument/2006/relationships" uri="GoogleDocsCustomDataVersion2">
-  <go:docsCustomData xmlns:go="http://customooxmlschemas.google.com/" roundtripDataSignature="AMtx7mgddqBti7wBvsyuwtPVnaWlnIo48Q==">CgMxLjAyDmguNzk2ejdtM2dmY3RlMg5oLjJwdDUyemw3cGIxdDIOaC41MDBnMmxmOG9pc2IyDmguZXRqaGE3Y24wM29hMg5oLnFtbjBoaGRja2t3MjIOaC5rOWtiY3p3NDI3dmcyDmguaDlwMnRtbXo5bjZtMg5oLm1pbXh3ZGVuOW93MTIOaC54cWEzbGJ5Y3AwNGM4AHIhMXo1WjYtS29kSFhzd0FnMXU3T3Yza1pvV2pLM1hfOEJq</go:docsCustomData>
+  <go:docsCustomData xmlns:go="http://customooxmlschemas.google.com/" roundtripDataSignature="AMtx7miSnPW2TZoHoTu+CEjamJU1se5sCA==">CgMxLjAyDWguMmV3NG01cjlkOGYyDmgueXhib2p0Ymllb2VpMg5oLjVwcnF6aHFzNjlyNDIOaC45OWJhYnM2eGdycTgyDmgucmF0MXU2ODdkZWluMg5oLmwzNmZpdTg1eTJhMjIOaC5tbDlseTBnN3g1amIyDmgueGc4dXFnMWNhOThlMg5oLjc5Nno3bTNnZmN0ZTIOaC4ycHQ1MnpsN3BiMXQyDmguNTAwZzJsZjhvaXNiMg5oLmV0amhhN2NuMDNvYTIOaC5xbW4waGhkY2trdzIyDmguazlrYmN6dzQyN3ZnMg5oLmg5cDJ0bW16OW42bTIOaC5taW14d2RlbjlvdzEyDmgueHFhM2xieWNwMDRjOAByITF6NVo2LUtvZEhYc3dBZzF1N092M2tab1dqSzNYXzhCag==</go:docsCustomData>
 </go:gDocsCustomXmlDataStorage>
 </file>
 
